--- a/泰坦档案开发说明.docx
+++ b/泰坦档案开发说明.docx
@@ -22,7 +22,7 @@
     <w:p>
       <w:pPr>
         <w:rPr>
-          <w:rFonts w:hint="default"/>
+          <w:rFonts w:hint="eastAsia"/>
           <w:lang w:val="en-US" w:eastAsia="zh-CN"/>
         </w:rPr>
       </w:pPr>
@@ -47,54 +47,220 @@
         <w:pStyle w:val="3"/>
         <w:bidi w:val="0"/>
         <w:rPr>
-          <w:rFonts w:hint="eastAsia"/>
-          <w:lang w:val="en-US" w:eastAsia="zh-CN"/>
-        </w:rPr>
-      </w:pPr>
-      <w:r>
-        <w:rPr>
-          <w:rFonts w:hint="eastAsia"/>
-          <w:lang w:val="en-US" w:eastAsia="zh-CN"/>
-        </w:rPr>
-        <w:t>功能说明</w:t>
-      </w:r>
-    </w:p>
-    <w:p>
-      <w:pPr>
-        <w:rPr>
-          <w:rFonts w:hint="eastAsia"/>
-          <w:lang w:val="en-US" w:eastAsia="zh-CN"/>
-        </w:rPr>
-      </w:pPr>
-      <w:r>
-        <w:rPr>
-          <w:rFonts w:hint="eastAsia"/>
-          <w:lang w:val="en-US" w:eastAsia="zh-CN"/>
-        </w:rPr>
-        <w:t>本开发是用于在E10集成泰坦档案，做了配置化的设计，也可以适配其它档案厂商（由于不同厂商存在差异，不保证可以）。</w:t>
-      </w:r>
-    </w:p>
-    <w:p>
-      <w:pPr>
-        <w:rPr>
-          <w:rFonts w:hint="eastAsia"/>
-          <w:lang w:val="en-US" w:eastAsia="zh-CN"/>
-        </w:rPr>
-      </w:pPr>
-    </w:p>
-    <w:p>
-      <w:pPr>
-        <w:rPr>
-          <w:rFonts w:hint="eastAsia"/>
-          <w:lang w:val="en-US" w:eastAsia="zh-CN"/>
-        </w:rPr>
-      </w:pPr>
-      <w:r>
-        <w:rPr>
-          <w:rFonts w:hint="eastAsia"/>
-          <w:lang w:val="en-US" w:eastAsia="zh-CN"/>
-        </w:rPr>
-        <w:t>项目特点：</w:t>
+          <w:rFonts w:hint="default"/>
+          <w:lang w:val="en-US" w:eastAsia="zh-CN"/>
+        </w:rPr>
+      </w:pPr>
+      <w:r>
+        <w:rPr>
+          <w:rFonts w:hint="eastAsia"/>
+          <w:lang w:val="en-US" w:eastAsia="zh-CN"/>
+        </w:rPr>
+        <w:t>需求说明</w:t>
+      </w:r>
+    </w:p>
+    <w:p>
+      <w:pPr>
+        <w:bidi w:val="0"/>
+        <w:rPr>
+          <w:rFonts w:hint="default"/>
+          <w:lang w:val="en-US" w:eastAsia="zh-CN"/>
+        </w:rPr>
+      </w:pPr>
+      <w:r>
+        <w:rPr>
+          <w:rFonts w:hint="eastAsia"/>
+          <w:lang w:val="en-US" w:eastAsia="zh-CN"/>
+        </w:rPr>
+        <w:t>公文流程归档后，需要将公文流程数据生成档案包，传到档案系统中。</w:t>
+      </w:r>
+    </w:p>
+    <w:p>
+      <w:pPr>
+        <w:bidi w:val="0"/>
+        <w:rPr>
+          <w:rFonts w:hint="eastAsia"/>
+          <w:lang w:val="en-US" w:eastAsia="zh-CN"/>
+        </w:rPr>
+      </w:pPr>
+    </w:p>
+    <w:p>
+      <w:pPr>
+        <w:pStyle w:val="4"/>
+        <w:bidi w:val="0"/>
+        <w:rPr>
+          <w:rFonts w:hint="eastAsia"/>
+          <w:lang w:val="en-US" w:eastAsia="zh-CN"/>
+        </w:rPr>
+      </w:pPr>
+      <w:r>
+        <w:rPr>
+          <w:rFonts w:hint="eastAsia"/>
+          <w:lang w:val="en-US" w:eastAsia="zh-CN"/>
+        </w:rPr>
+        <w:t>数据包命名</w:t>
+      </w:r>
+    </w:p>
+    <w:p>
+      <w:pPr>
+        <w:bidi w:val="0"/>
+        <w:rPr>
+          <w:rFonts w:hint="default"/>
+          <w:lang w:val="en-US" w:eastAsia="zh-CN"/>
+        </w:rPr>
+      </w:pPr>
+      <w:r>
+        <w:rPr>
+          <w:rFonts w:hint="eastAsia"/>
+          <w:lang w:val="en-US" w:eastAsia="zh-CN"/>
+        </w:rPr>
+        <w:t>数据包使用ZIP压缩包形式，数据包名称为公文流程在OA系统中的唯一标示号。例如：</w:t>
+      </w:r>
+      <w:r>
+        <w:rPr>
+          <w:rFonts w:hint="default"/>
+          <w:lang w:val="en-US" w:eastAsia="zh-CN"/>
+        </w:rPr>
+        <w:t>2984938521.zip。</w:t>
+      </w:r>
+    </w:p>
+    <w:p>
+      <w:pPr>
+        <w:pStyle w:val="4"/>
+        <w:bidi w:val="0"/>
+        <w:rPr>
+          <w:rFonts w:hint="eastAsia"/>
+          <w:lang w:val="en-US" w:eastAsia="zh-CN"/>
+        </w:rPr>
+      </w:pPr>
+      <w:r>
+        <w:rPr>
+          <w:rFonts w:hint="eastAsia"/>
+          <w:lang w:val="en-US" w:eastAsia="zh-CN"/>
+        </w:rPr>
+        <w:t>数据包内容</w:t>
+      </w:r>
+    </w:p>
+    <w:p>
+      <w:pPr>
+        <w:rPr>
+          <w:sz w:val="20"/>
+          <w:szCs w:val="20"/>
+        </w:rPr>
+      </w:pPr>
+      <w:r>
+        <w:rPr>
+          <w:sz w:val="20"/>
+          <w:szCs w:val="20"/>
+        </w:rPr>
+        <w:drawing>
+          <wp:inline distT="0" distB="0" distL="114300" distR="114300">
+            <wp:extent cx="5271135" cy="3402330"/>
+            <wp:effectExtent l="0" t="0" r="12065" b="1270"/>
+            <wp:docPr id="20" name="图片 1"/>
+            <wp:cNvGraphicFramePr>
+              <a:graphicFrameLocks xmlns:a="http://schemas.openxmlformats.org/drawingml/2006/main" noChangeAspect="1"/>
+            </wp:cNvGraphicFramePr>
+            <a:graphic xmlns:a="http://schemas.openxmlformats.org/drawingml/2006/main">
+              <a:graphicData uri="http://schemas.openxmlformats.org/drawingml/2006/picture">
+                <pic:pic xmlns:pic="http://schemas.openxmlformats.org/drawingml/2006/picture">
+                  <pic:nvPicPr>
+                    <pic:cNvPr id="20" name="图片 1"/>
+                    <pic:cNvPicPr>
+                      <a:picLocks noChangeAspect="1"/>
+                    </pic:cNvPicPr>
+                  </pic:nvPicPr>
+                  <pic:blipFill>
+                    <a:blip r:embed="rId4"/>
+                    <a:stretch>
+                      <a:fillRect/>
+                    </a:stretch>
+                  </pic:blipFill>
+                  <pic:spPr>
+                    <a:xfrm>
+                      <a:off x="0" y="0"/>
+                      <a:ext cx="5271135" cy="3402330"/>
+                    </a:xfrm>
+                    <a:prstGeom prst="rect">
+                      <a:avLst/>
+                    </a:prstGeom>
+                    <a:noFill/>
+                    <a:ln>
+                      <a:noFill/>
+                    </a:ln>
+                  </pic:spPr>
+                </pic:pic>
+              </a:graphicData>
+            </a:graphic>
+          </wp:inline>
+        </w:drawing>
+      </w:r>
+    </w:p>
+    <w:p>
+      <w:pPr>
+        <w:rPr>
+          <w:rFonts w:hint="default"/>
+          <w:sz w:val="20"/>
+          <w:szCs w:val="20"/>
+          <w:lang w:val="en-US" w:eastAsia="zh-CN"/>
+        </w:rPr>
+      </w:pPr>
+    </w:p>
+    <w:p>
+      <w:pPr>
+        <w:rPr>
+          <w:rFonts w:hint="eastAsia"/>
+          <w:lang w:val="en-US" w:eastAsia="zh-CN"/>
+        </w:rPr>
+      </w:pPr>
+    </w:p>
+    <w:p>
+      <w:pPr>
+        <w:bidi w:val="0"/>
+        <w:rPr>
+          <w:rFonts w:hint="eastAsia"/>
+          <w:lang w:val="en-US" w:eastAsia="zh-CN"/>
+        </w:rPr>
+      </w:pPr>
+      <w:r>
+        <w:rPr>
+          <w:rFonts w:hint="eastAsia"/>
+          <w:lang w:val="en-US" w:eastAsia="zh-CN"/>
+        </w:rPr>
+        <w:t>数据包内固定存在文件为 envelope.xml 和 dzgw.xml</w:t>
+      </w:r>
+    </w:p>
+    <w:p>
+      <w:pPr>
+        <w:bidi w:val="0"/>
+        <w:rPr>
+          <w:rFonts w:hint="eastAsia"/>
+          <w:lang w:val="en-US" w:eastAsia="zh-CN"/>
+        </w:rPr>
+      </w:pPr>
+      <w:r>
+        <w:rPr>
+          <w:rFonts w:hint="eastAsia"/>
+          <w:lang w:val="en-US" w:eastAsia="zh-CN"/>
+        </w:rPr>
+        <w:t>其他文件均为公文的文档及附件。</w:t>
+      </w:r>
+    </w:p>
+    <w:p>
+      <w:pPr>
+        <w:pStyle w:val="4"/>
+        <w:bidi w:val="0"/>
+        <w:rPr>
+          <w:rFonts w:hint="eastAsia"/>
+          <w:lang w:val="en-US" w:eastAsia="zh-CN"/>
+        </w:rPr>
+      </w:pPr>
+      <w:r>
+        <w:rPr>
+          <w:rFonts w:hint="eastAsia"/>
+          <w:lang w:val="en-US" w:eastAsia="zh-CN"/>
+        </w:rPr>
+        <w:t>文件约定</w:t>
       </w:r>
     </w:p>
     <w:p>
@@ -103,18 +269,19 @@
           <w:ilvl w:val="0"/>
           <w:numId w:val="1"/>
         </w:numPr>
+        <w:bidi w:val="0"/>
         <w:ind w:left="420" w:leftChars="0" w:hanging="420" w:firstLineChars="0"/>
         <w:rPr>
-          <w:rFonts w:hint="default"/>
-          <w:lang w:val="en-US" w:eastAsia="zh-CN"/>
-        </w:rPr>
-      </w:pPr>
-      <w:r>
-        <w:rPr>
-          <w:rFonts w:hint="eastAsia"/>
-          <w:lang w:val="en-US" w:eastAsia="zh-CN"/>
-        </w:rPr>
-        <w:t>高度配置化设计：包含元数据与流程字段映射配置、打包配置、接口配置，通用性强，后期维护简单，无需修改代码，适配所有流程</w:t>
+          <w:rFonts w:hint="eastAsia"/>
+          <w:lang w:val="en-US" w:eastAsia="zh-CN"/>
+        </w:rPr>
+      </w:pPr>
+      <w:r>
+        <w:rPr>
+          <w:rFonts w:hint="eastAsia"/>
+          <w:lang w:val="en-US" w:eastAsia="zh-CN"/>
+        </w:rPr>
+        <w:t>dzgw.xml：电子公文元数据文件，描述公文的发文单位，收文单位，密级，紧急程度等；收文稿纸或收文处理签内的各项元数据信息。具体参照数据包样例中的文件中的注释，如有该项数据则加入，没有该项数据则留空的发送原则。</w:t>
       </w:r>
     </w:p>
     <w:p>
@@ -123,32 +290,19 @@
           <w:ilvl w:val="0"/>
           <w:numId w:val="1"/>
         </w:numPr>
+        <w:bidi w:val="0"/>
         <w:ind w:left="420" w:leftChars="0" w:hanging="420" w:firstLineChars="0"/>
         <w:rPr>
-          <w:rFonts w:hint="default"/>
-          <w:lang w:val="en-US" w:eastAsia="zh-CN"/>
-        </w:rPr>
-      </w:pPr>
-      <w:r>
-        <w:rPr>
-          <w:rFonts w:hint="eastAsia"/>
-          <w:lang w:val="en-US" w:eastAsia="zh-CN"/>
-        </w:rPr>
-        <w:t>与标准功能集成：采用档案集成中的 e</w:t>
-      </w:r>
-      <w:r>
-        <w:rPr>
-          <w:rFonts w:hint="default"/>
-          <w:lang w:val="en-US" w:eastAsia="zh-CN"/>
-        </w:rPr>
-        <w:t xml:space="preserve">-code </w:t>
-      </w:r>
-      <w:r>
-        <w:rPr>
-          <w:rFonts w:hint="eastAsia"/>
-          <w:lang w:val="en-US" w:eastAsia="zh-CN"/>
-        </w:rPr>
-        <w:t>自定义归档方案，档案推送由标准功能触发，档案推送功能由开发实现。</w:t>
+          <w:rFonts w:hint="eastAsia"/>
+          <w:lang w:val="en-US" w:eastAsia="zh-CN"/>
+        </w:rPr>
+      </w:pPr>
+      <w:r>
+        <w:rPr>
+          <w:rFonts w:hint="eastAsia"/>
+          <w:lang w:val="en-US" w:eastAsia="zh-CN"/>
+        </w:rPr>
+        <w:t>envelope.xml：数据包封套文件，描述数据包信息及数据包内文件信息，数据包信息在这次对接中可以全部留空，数据包内文件信息则描述包内文件的名称，大小，哈希值以便于校验包内文件是否被篡改。</w:t>
       </w:r>
     </w:p>
     <w:p>
@@ -157,32 +311,19 @@
           <w:ilvl w:val="0"/>
           <w:numId w:val="1"/>
         </w:numPr>
+        <w:bidi w:val="0"/>
         <w:ind w:left="420" w:leftChars="0" w:hanging="420" w:firstLineChars="0"/>
         <w:rPr>
-          <w:rFonts w:hint="default"/>
-          <w:lang w:val="en-US" w:eastAsia="zh-CN"/>
-        </w:rPr>
-      </w:pPr>
-      <w:r>
-        <w:rPr>
-          <w:rFonts w:hint="eastAsia"/>
-          <w:lang w:val="en-US" w:eastAsia="zh-CN"/>
-        </w:rPr>
-        <w:t>使用友好：档案配置可在档案集成标准功能页面配置和 e</w:t>
-      </w:r>
-      <w:r>
-        <w:rPr>
-          <w:rFonts w:hint="default"/>
-          <w:lang w:val="en-US" w:eastAsia="zh-CN"/>
-        </w:rPr>
-        <w:t xml:space="preserve">b </w:t>
-      </w:r>
-      <w:r>
-        <w:rPr>
-          <w:rFonts w:hint="eastAsia"/>
-          <w:lang w:val="en-US" w:eastAsia="zh-CN"/>
-        </w:rPr>
-        <w:t>应用中配置，提供详细的操作说明文档，界面设计友好</w:t>
+          <w:rFonts w:hint="eastAsia"/>
+          <w:lang w:val="en-US" w:eastAsia="zh-CN"/>
+        </w:rPr>
+      </w:pPr>
+      <w:r>
+        <w:rPr>
+          <w:rFonts w:hint="eastAsia"/>
+          <w:lang w:val="en-US" w:eastAsia="zh-CN"/>
+        </w:rPr>
+        <w:t>正文：格式为ODF。</w:t>
       </w:r>
     </w:p>
     <w:p>
@@ -190,6 +331,3124 @@
         <w:numPr>
           <w:ilvl w:val="0"/>
           <w:numId w:val="1"/>
+        </w:numPr>
+        <w:bidi w:val="0"/>
+        <w:ind w:left="420" w:leftChars="0" w:hanging="420" w:firstLineChars="0"/>
+        <w:rPr>
+          <w:rFonts w:hint="eastAsia"/>
+          <w:lang w:val="en-US" w:eastAsia="zh-CN"/>
+        </w:rPr>
+      </w:pPr>
+      <w:r>
+        <w:rPr>
+          <w:rFonts w:hint="eastAsia"/>
+          <w:lang w:val="en-US" w:eastAsia="zh-CN"/>
+        </w:rPr>
+        <w:t>修改稿：格式为ODF。</w:t>
+      </w:r>
+    </w:p>
+    <w:p>
+      <w:pPr>
+        <w:numPr>
+          <w:ilvl w:val="0"/>
+          <w:numId w:val="1"/>
+        </w:numPr>
+        <w:bidi w:val="0"/>
+        <w:ind w:left="420" w:leftChars="0" w:hanging="420" w:firstLineChars="0"/>
+        <w:rPr>
+          <w:rFonts w:hint="default"/>
+          <w:lang w:val="en-US" w:eastAsia="zh-CN"/>
+        </w:rPr>
+      </w:pPr>
+      <w:r>
+        <w:rPr>
+          <w:rFonts w:hint="eastAsia"/>
+          <w:lang w:val="en-US" w:eastAsia="zh-CN"/>
+        </w:rPr>
+        <w:t>处理签（发文稿纸/办文签）（表单页面）：格式为PDF</w:t>
+      </w:r>
+    </w:p>
+    <w:p>
+      <w:pPr>
+        <w:numPr>
+          <w:ilvl w:val="0"/>
+          <w:numId w:val="1"/>
+        </w:numPr>
+        <w:bidi w:val="0"/>
+        <w:ind w:left="420" w:leftChars="0" w:hanging="420" w:firstLineChars="0"/>
+        <w:rPr>
+          <w:rFonts w:hint="eastAsia"/>
+          <w:lang w:val="en-US" w:eastAsia="zh-CN"/>
+        </w:rPr>
+      </w:pPr>
+      <w:r>
+        <w:rPr>
+          <w:rFonts w:hint="eastAsia"/>
+          <w:lang w:val="en-US" w:eastAsia="zh-CN"/>
+        </w:rPr>
+        <w:t>附件：表单内附件，格式为PDF</w:t>
+      </w:r>
+    </w:p>
+    <w:p>
+      <w:pPr>
+        <w:bidi w:val="0"/>
+        <w:rPr>
+          <w:rFonts w:hint="eastAsia"/>
+          <w:lang w:val="en-US" w:eastAsia="zh-CN"/>
+        </w:rPr>
+      </w:pPr>
+    </w:p>
+    <w:p>
+      <w:pPr>
+        <w:pStyle w:val="4"/>
+        <w:bidi w:val="0"/>
+        <w:rPr>
+          <w:rFonts w:hint="eastAsia"/>
+          <w:lang w:val="en-US" w:eastAsia="zh-CN"/>
+        </w:rPr>
+      </w:pPr>
+      <w:r>
+        <w:rPr>
+          <w:rFonts w:hint="eastAsia"/>
+          <w:lang w:val="en-US" w:eastAsia="zh-CN"/>
+        </w:rPr>
+        <w:t>电子公文元数据文件内容（dzgw.xml）</w:t>
+      </w:r>
+    </w:p>
+    <w:p>
+      <w:pPr>
+        <w:rPr>
+          <w:rFonts w:hint="eastAsia"/>
+          <w:lang w:val="en-US" w:eastAsia="zh-CN"/>
+        </w:rPr>
+      </w:pPr>
+      <w:r>
+        <w:rPr>
+          <w:rFonts w:hint="eastAsia"/>
+          <w:lang w:val="en-US" w:eastAsia="zh-CN"/>
+        </w:rPr>
+        <w:t>内容示例：</w:t>
+      </w:r>
+    </w:p>
+    <w:p>
+      <w:pPr>
+        <w:rPr>
+          <w:rFonts w:hint="default"/>
+          <w:lang w:val="en-US" w:eastAsia="zh-CN"/>
+        </w:rPr>
+      </w:pPr>
+    </w:p>
+    <w:p>
+      <w:pPr>
+        <w:rPr>
+          <w:rFonts w:hint="default"/>
+          <w:color w:val="E46C0A" w:themeColor="accent6" w:themeShade="BF"/>
+          <w:lang w:val="en-US" w:eastAsia="zh-CN"/>
+        </w:rPr>
+      </w:pPr>
+      <w:r>
+        <w:rPr>
+          <w:rFonts w:hint="default"/>
+          <w:color w:val="E46C0A" w:themeColor="accent6" w:themeShade="BF"/>
+          <w:lang w:val="en-US" w:eastAsia="zh-CN"/>
+        </w:rPr>
+        <w:t>&lt;?xml version="1.0" encoding="UTF-8"?&gt;</w:t>
+      </w:r>
+    </w:p>
+    <w:p>
+      <w:pPr>
+        <w:rPr>
+          <w:rFonts w:hint="default"/>
+          <w:color w:val="E46C0A" w:themeColor="accent6" w:themeShade="BF"/>
+          <w:lang w:val="en-US" w:eastAsia="zh-CN"/>
+        </w:rPr>
+      </w:pPr>
+    </w:p>
+    <w:p>
+      <w:pPr>
+        <w:rPr>
+          <w:rFonts w:hint="default"/>
+          <w:color w:val="E46C0A" w:themeColor="accent6" w:themeShade="BF"/>
+          <w:lang w:val="en-US" w:eastAsia="zh-CN"/>
+        </w:rPr>
+      </w:pPr>
+      <w:r>
+        <w:rPr>
+          <w:rFonts w:hint="default"/>
+          <w:color w:val="E46C0A" w:themeColor="accent6" w:themeShade="BF"/>
+          <w:lang w:val="en-US" w:eastAsia="zh-CN"/>
+        </w:rPr>
+        <w:t>&lt;E_officialdocument&gt;</w:t>
+      </w:r>
+    </w:p>
+    <w:p>
+      <w:pPr>
+        <w:rPr>
+          <w:rFonts w:hint="default"/>
+          <w:color w:val="E46C0A" w:themeColor="accent6" w:themeShade="BF"/>
+          <w:lang w:val="en-US" w:eastAsia="zh-CN"/>
+        </w:rPr>
+      </w:pPr>
+      <w:r>
+        <w:rPr>
+          <w:rFonts w:hint="default"/>
+          <w:color w:val="E46C0A" w:themeColor="accent6" w:themeShade="BF"/>
+          <w:lang w:val="en-US" w:eastAsia="zh-CN"/>
+        </w:rPr>
+        <w:t xml:space="preserve">  &lt;jhsbxx&gt;</w:t>
+      </w:r>
+    </w:p>
+    <w:p>
+      <w:pPr>
+        <w:rPr>
+          <w:rFonts w:hint="default"/>
+          <w:color w:val="E46C0A" w:themeColor="accent6" w:themeShade="BF"/>
+          <w:lang w:val="en-US" w:eastAsia="zh-CN"/>
+        </w:rPr>
+      </w:pPr>
+      <w:r>
+        <w:rPr>
+          <w:rFonts w:hint="default"/>
+          <w:color w:val="E46C0A" w:themeColor="accent6" w:themeShade="BF"/>
+          <w:lang w:val="en-US" w:eastAsia="zh-CN"/>
+        </w:rPr>
+        <w:t xml:space="preserve">    &lt;xxzyID&gt;&lt;/xxzyID&gt;</w:t>
+      </w:r>
+    </w:p>
+    <w:p>
+      <w:pPr>
+        <w:rPr>
+          <w:rFonts w:hint="default"/>
+          <w:color w:val="E46C0A" w:themeColor="accent6" w:themeShade="BF"/>
+          <w:lang w:val="en-US" w:eastAsia="zh-CN"/>
+        </w:rPr>
+      </w:pPr>
+      <w:r>
+        <w:rPr>
+          <w:rFonts w:hint="default"/>
+          <w:color w:val="E46C0A" w:themeColor="accent6" w:themeShade="BF"/>
+          <w:lang w:val="en-US" w:eastAsia="zh-CN"/>
+        </w:rPr>
+        <w:t xml:space="preserve">    &lt;ywlsh&gt;&lt;/ywlsh&gt;</w:t>
+      </w:r>
+    </w:p>
+    <w:p>
+      <w:pPr>
+        <w:rPr>
+          <w:rFonts w:hint="default"/>
+          <w:color w:val="E46C0A" w:themeColor="accent6" w:themeShade="BF"/>
+          <w:lang w:val="en-US" w:eastAsia="zh-CN"/>
+        </w:rPr>
+      </w:pPr>
+      <w:r>
+        <w:rPr>
+          <w:rFonts w:hint="default"/>
+          <w:color w:val="E46C0A" w:themeColor="accent6" w:themeShade="BF"/>
+          <w:lang w:val="en-US" w:eastAsia="zh-CN"/>
+        </w:rPr>
+        <w:t xml:space="preserve">    &lt;letterid&gt;&lt;/letterid&gt;</w:t>
+      </w:r>
+    </w:p>
+    <w:p>
+      <w:pPr>
+        <w:rPr>
+          <w:rFonts w:hint="default"/>
+          <w:color w:val="E46C0A" w:themeColor="accent6" w:themeShade="BF"/>
+          <w:lang w:val="en-US" w:eastAsia="zh-CN"/>
+        </w:rPr>
+      </w:pPr>
+      <w:r>
+        <w:rPr>
+          <w:rFonts w:hint="default"/>
+          <w:color w:val="E46C0A" w:themeColor="accent6" w:themeShade="BF"/>
+          <w:lang w:val="en-US" w:eastAsia="zh-CN"/>
+        </w:rPr>
+        <w:t xml:space="preserve">    &lt;ywlx&gt;&lt;/ywlx&gt;</w:t>
+      </w:r>
+    </w:p>
+    <w:p>
+      <w:pPr>
+        <w:rPr>
+          <w:rFonts w:hint="default"/>
+          <w:color w:val="E46C0A" w:themeColor="accent6" w:themeShade="BF"/>
+          <w:lang w:val="en-US" w:eastAsia="zh-CN"/>
+        </w:rPr>
+      </w:pPr>
+      <w:r>
+        <w:rPr>
+          <w:rFonts w:hint="default"/>
+          <w:color w:val="E46C0A" w:themeColor="accent6" w:themeShade="BF"/>
+          <w:lang w:val="en-US" w:eastAsia="zh-CN"/>
+        </w:rPr>
+        <w:t xml:space="preserve">    &lt;mj&gt;&lt;/mj&gt;</w:t>
+      </w:r>
+    </w:p>
+    <w:p>
+      <w:pPr>
+        <w:rPr>
+          <w:rFonts w:hint="default"/>
+          <w:color w:val="E46C0A" w:themeColor="accent6" w:themeShade="BF"/>
+          <w:lang w:val="en-US" w:eastAsia="zh-CN"/>
+        </w:rPr>
+      </w:pPr>
+      <w:r>
+        <w:rPr>
+          <w:rFonts w:hint="default"/>
+          <w:color w:val="E46C0A" w:themeColor="accent6" w:themeShade="BF"/>
+          <w:lang w:val="en-US" w:eastAsia="zh-CN"/>
+        </w:rPr>
+        <w:t xml:space="preserve">    &lt;jjcd&gt;&lt;/jjcd&gt;</w:t>
+      </w:r>
+    </w:p>
+    <w:p>
+      <w:pPr>
+        <w:rPr>
+          <w:rFonts w:hint="default"/>
+          <w:color w:val="E46C0A" w:themeColor="accent6" w:themeShade="BF"/>
+          <w:lang w:val="en-US" w:eastAsia="zh-CN"/>
+        </w:rPr>
+      </w:pPr>
+      <w:r>
+        <w:rPr>
+          <w:rFonts w:hint="default"/>
+          <w:color w:val="E46C0A" w:themeColor="accent6" w:themeShade="BF"/>
+          <w:lang w:val="en-US" w:eastAsia="zh-CN"/>
+        </w:rPr>
+        <w:t xml:space="preserve">    &lt;qqf&gt;&lt;/qqf&gt;</w:t>
+      </w:r>
+    </w:p>
+    <w:p>
+      <w:pPr>
+        <w:rPr>
+          <w:rFonts w:hint="default"/>
+          <w:color w:val="E46C0A" w:themeColor="accent6" w:themeShade="BF"/>
+          <w:lang w:val="en-US" w:eastAsia="zh-CN"/>
+        </w:rPr>
+      </w:pPr>
+      <w:r>
+        <w:rPr>
+          <w:rFonts w:hint="default"/>
+          <w:color w:val="E46C0A" w:themeColor="accent6" w:themeShade="BF"/>
+          <w:lang w:val="en-US" w:eastAsia="zh-CN"/>
+        </w:rPr>
+        <w:t xml:space="preserve">    &lt;fkf&gt;&lt;/fkf&gt;</w:t>
+      </w:r>
+    </w:p>
+    <w:p>
+      <w:pPr>
+        <w:rPr>
+          <w:rFonts w:hint="default"/>
+          <w:color w:val="E46C0A" w:themeColor="accent6" w:themeShade="BF"/>
+          <w:lang w:val="en-US" w:eastAsia="zh-CN"/>
+        </w:rPr>
+      </w:pPr>
+      <w:r>
+        <w:rPr>
+          <w:rFonts w:hint="default"/>
+          <w:color w:val="E46C0A" w:themeColor="accent6" w:themeShade="BF"/>
+          <w:lang w:val="en-US" w:eastAsia="zh-CN"/>
+        </w:rPr>
+        <w:t xml:space="preserve">    &lt;jhzt&gt;&lt;/jhzt&gt;</w:t>
+      </w:r>
+    </w:p>
+    <w:p>
+      <w:pPr>
+        <w:rPr>
+          <w:rFonts w:hint="default"/>
+          <w:color w:val="E46C0A" w:themeColor="accent6" w:themeShade="BF"/>
+          <w:lang w:val="en-US" w:eastAsia="zh-CN"/>
+        </w:rPr>
+      </w:pPr>
+      <w:r>
+        <w:rPr>
+          <w:rFonts w:hint="default"/>
+          <w:color w:val="E46C0A" w:themeColor="accent6" w:themeShade="BF"/>
+          <w:lang w:val="en-US" w:eastAsia="zh-CN"/>
+        </w:rPr>
+        <w:t xml:space="preserve">    &lt;fkyqbsf type="1"&gt;&lt;/fkyqbsf&gt;</w:t>
+      </w:r>
+    </w:p>
+    <w:p>
+      <w:pPr>
+        <w:rPr>
+          <w:rFonts w:hint="default"/>
+          <w:color w:val="E46C0A" w:themeColor="accent6" w:themeShade="BF"/>
+          <w:lang w:val="en-US" w:eastAsia="zh-CN"/>
+        </w:rPr>
+      </w:pPr>
+      <w:r>
+        <w:rPr>
+          <w:rFonts w:hint="default"/>
+          <w:color w:val="E46C0A" w:themeColor="accent6" w:themeShade="BF"/>
+          <w:lang w:val="en-US" w:eastAsia="zh-CN"/>
+        </w:rPr>
+        <w:t xml:space="preserve">    &lt;fksjyq&gt;&lt;/fksjyq&gt;</w:t>
+      </w:r>
+    </w:p>
+    <w:p>
+      <w:pPr>
+        <w:rPr>
+          <w:rFonts w:hint="default"/>
+          <w:color w:val="E46C0A" w:themeColor="accent6" w:themeShade="BF"/>
+          <w:lang w:val="en-US" w:eastAsia="zh-CN"/>
+        </w:rPr>
+      </w:pPr>
+      <w:r>
+        <w:rPr>
+          <w:rFonts w:hint="default"/>
+          <w:color w:val="E46C0A" w:themeColor="accent6" w:themeShade="BF"/>
+          <w:lang w:val="en-US" w:eastAsia="zh-CN"/>
+        </w:rPr>
+        <w:t xml:space="preserve">    &lt;aqxxx&gt;&lt;/aqxxx&gt;</w:t>
+      </w:r>
+    </w:p>
+    <w:p>
+      <w:pPr>
+        <w:rPr>
+          <w:rFonts w:hint="default"/>
+          <w:color w:val="E46C0A" w:themeColor="accent6" w:themeShade="BF"/>
+          <w:lang w:val="en-US" w:eastAsia="zh-CN"/>
+        </w:rPr>
+      </w:pPr>
+      <w:r>
+        <w:rPr>
+          <w:rFonts w:hint="default"/>
+          <w:color w:val="E46C0A" w:themeColor="accent6" w:themeShade="BF"/>
+          <w:lang w:val="en-US" w:eastAsia="zh-CN"/>
+        </w:rPr>
+        <w:t xml:space="preserve">    &lt;gzr&gt;&lt;/gzr&gt;</w:t>
+      </w:r>
+    </w:p>
+    <w:p>
+      <w:pPr>
+        <w:rPr>
+          <w:rFonts w:hint="default"/>
+          <w:color w:val="E46C0A" w:themeColor="accent6" w:themeShade="BF"/>
+          <w:lang w:val="en-US" w:eastAsia="zh-CN"/>
+        </w:rPr>
+      </w:pPr>
+      <w:r>
+        <w:rPr>
+          <w:rFonts w:hint="default"/>
+          <w:color w:val="E46C0A" w:themeColor="accent6" w:themeShade="BF"/>
+          <w:lang w:val="en-US" w:eastAsia="zh-CN"/>
+        </w:rPr>
+        <w:t xml:space="preserve">    &lt;requestName&gt;&lt;/requestName&gt;</w:t>
+      </w:r>
+    </w:p>
+    <w:p>
+      <w:pPr>
+        <w:rPr>
+          <w:rFonts w:hint="default"/>
+          <w:color w:val="E46C0A" w:themeColor="accent6" w:themeShade="BF"/>
+          <w:lang w:val="en-US" w:eastAsia="zh-CN"/>
+        </w:rPr>
+      </w:pPr>
+      <w:r>
+        <w:rPr>
+          <w:rFonts w:hint="default"/>
+          <w:color w:val="E46C0A" w:themeColor="accent6" w:themeShade="BF"/>
+          <w:lang w:val="en-US" w:eastAsia="zh-CN"/>
+        </w:rPr>
+        <w:t xml:space="preserve">    &lt;ecdw&gt;&lt;/ecdw&gt;</w:t>
+      </w:r>
+    </w:p>
+    <w:p>
+      <w:pPr>
+        <w:rPr>
+          <w:rFonts w:hint="default"/>
+          <w:color w:val="E46C0A" w:themeColor="accent6" w:themeShade="BF"/>
+          <w:lang w:val="en-US" w:eastAsia="zh-CN"/>
+        </w:rPr>
+      </w:pPr>
+      <w:r>
+        <w:rPr>
+          <w:rFonts w:hint="default"/>
+          <w:color w:val="E46C0A" w:themeColor="accent6" w:themeShade="BF"/>
+          <w:lang w:val="en-US" w:eastAsia="zh-CN"/>
+        </w:rPr>
+        <w:t xml:space="preserve">    &lt;wh&gt;&lt;/wh&gt;</w:t>
+      </w:r>
+    </w:p>
+    <w:p>
+      <w:pPr>
+        <w:rPr>
+          <w:rFonts w:hint="default"/>
+          <w:color w:val="E46C0A" w:themeColor="accent6" w:themeShade="BF"/>
+          <w:lang w:val="en-US" w:eastAsia="zh-CN"/>
+        </w:rPr>
+      </w:pPr>
+      <w:r>
+        <w:rPr>
+          <w:rFonts w:hint="default"/>
+          <w:color w:val="E46C0A" w:themeColor="accent6" w:themeShade="BF"/>
+          <w:lang w:val="en-US" w:eastAsia="zh-CN"/>
+        </w:rPr>
+        <w:t xml:space="preserve">    &lt;jhdx&gt;</w:t>
+      </w:r>
+    </w:p>
+    <w:p>
+      <w:pPr>
+        <w:rPr>
+          <w:rFonts w:hint="default"/>
+          <w:color w:val="E46C0A" w:themeColor="accent6" w:themeShade="BF"/>
+          <w:lang w:val="en-US" w:eastAsia="zh-CN"/>
+        </w:rPr>
+      </w:pPr>
+      <w:r>
+        <w:rPr>
+          <w:rFonts w:hint="default"/>
+          <w:color w:val="E46C0A" w:themeColor="accent6" w:themeShade="BF"/>
+          <w:lang w:val="en-US" w:eastAsia="zh-CN"/>
+        </w:rPr>
+        <w:t xml:space="preserve">      &lt;fsf&gt;&lt;/fsf&gt;</w:t>
+      </w:r>
+    </w:p>
+    <w:p>
+      <w:pPr>
+        <w:rPr>
+          <w:rFonts w:hint="default"/>
+          <w:color w:val="E46C0A" w:themeColor="accent6" w:themeShade="BF"/>
+          <w:lang w:val="en-US" w:eastAsia="zh-CN"/>
+        </w:rPr>
+      </w:pPr>
+      <w:r>
+        <w:rPr>
+          <w:rFonts w:hint="default"/>
+          <w:color w:val="E46C0A" w:themeColor="accent6" w:themeShade="BF"/>
+          <w:lang w:val="en-US" w:eastAsia="zh-CN"/>
+        </w:rPr>
+        <w:t xml:space="preserve">      &lt;jsf&gt;&lt;/jsf&gt;</w:t>
+      </w:r>
+    </w:p>
+    <w:p>
+      <w:pPr>
+        <w:rPr>
+          <w:rFonts w:hint="default"/>
+          <w:color w:val="E46C0A" w:themeColor="accent6" w:themeShade="BF"/>
+          <w:lang w:val="en-US" w:eastAsia="zh-CN"/>
+        </w:rPr>
+      </w:pPr>
+      <w:r>
+        <w:rPr>
+          <w:rFonts w:hint="default"/>
+          <w:color w:val="E46C0A" w:themeColor="accent6" w:themeShade="BF"/>
+          <w:lang w:val="en-US" w:eastAsia="zh-CN"/>
+        </w:rPr>
+        <w:t xml:space="preserve">      &lt;fssj&gt;&lt;/fssj&gt;</w:t>
+      </w:r>
+    </w:p>
+    <w:p>
+      <w:pPr>
+        <w:rPr>
+          <w:rFonts w:hint="default"/>
+          <w:color w:val="E46C0A" w:themeColor="accent6" w:themeShade="BF"/>
+          <w:lang w:val="en-US" w:eastAsia="zh-CN"/>
+        </w:rPr>
+      </w:pPr>
+      <w:r>
+        <w:rPr>
+          <w:rFonts w:hint="default"/>
+          <w:color w:val="E46C0A" w:themeColor="accent6" w:themeShade="BF"/>
+          <w:lang w:val="en-US" w:eastAsia="zh-CN"/>
+        </w:rPr>
+        <w:t xml:space="preserve">    &lt;/jhdx&gt;</w:t>
+      </w:r>
+    </w:p>
+    <w:p>
+      <w:pPr>
+        <w:rPr>
+          <w:rFonts w:hint="default"/>
+          <w:color w:val="E46C0A" w:themeColor="accent6" w:themeShade="BF"/>
+          <w:lang w:val="en-US" w:eastAsia="zh-CN"/>
+        </w:rPr>
+      </w:pPr>
+      <w:r>
+        <w:rPr>
+          <w:rFonts w:hint="default"/>
+          <w:color w:val="E46C0A" w:themeColor="accent6" w:themeShade="BF"/>
+          <w:lang w:val="en-US" w:eastAsia="zh-CN"/>
+        </w:rPr>
+        <w:t xml:space="preserve">  &lt;/jhsbxx&gt;</w:t>
+      </w:r>
+    </w:p>
+    <w:p>
+      <w:pPr>
+        <w:rPr>
+          <w:rFonts w:hint="default"/>
+          <w:color w:val="E46C0A" w:themeColor="accent6" w:themeShade="BF"/>
+          <w:lang w:val="en-US" w:eastAsia="zh-CN"/>
+        </w:rPr>
+      </w:pPr>
+      <w:r>
+        <w:rPr>
+          <w:rFonts w:hint="default"/>
+          <w:color w:val="E46C0A" w:themeColor="accent6" w:themeShade="BF"/>
+          <w:lang w:val="en-US" w:eastAsia="zh-CN"/>
+        </w:rPr>
+        <w:t xml:space="preserve">  &lt;jhztxx&gt;</w:t>
+      </w:r>
+    </w:p>
+    <w:p>
+      <w:pPr>
+        <w:rPr>
+          <w:rFonts w:hint="default"/>
+          <w:color w:val="E46C0A" w:themeColor="accent6" w:themeShade="BF"/>
+          <w:lang w:val="en-US" w:eastAsia="zh-CN"/>
+        </w:rPr>
+      </w:pPr>
+      <w:r>
+        <w:rPr>
+          <w:rFonts w:hint="default"/>
+          <w:color w:val="E46C0A" w:themeColor="accent6" w:themeShade="BF"/>
+          <w:lang w:val="en-US" w:eastAsia="zh-CN"/>
+        </w:rPr>
+        <w:t xml:space="preserve">    &lt;dzgw type="0"&gt;</w:t>
+      </w:r>
+    </w:p>
+    <w:p>
+      <w:pPr>
+        <w:rPr>
+          <w:rFonts w:hint="default"/>
+          <w:color w:val="E46C0A" w:themeColor="accent6" w:themeShade="BF"/>
+          <w:lang w:val="en-US" w:eastAsia="zh-CN"/>
+        </w:rPr>
+      </w:pPr>
+      <w:r>
+        <w:rPr>
+          <w:rFonts w:hint="default"/>
+          <w:color w:val="E46C0A" w:themeColor="accent6" w:themeShade="BF"/>
+          <w:lang w:val="en-US" w:eastAsia="zh-CN"/>
+        </w:rPr>
+        <w:t xml:space="preserve">              &lt;dagmc&gt;xxx档案科&lt;/dagmc&gt; </w:t>
+      </w:r>
+    </w:p>
+    <w:p>
+      <w:pPr>
+        <w:rPr>
+          <w:rFonts w:hint="default"/>
+          <w:color w:val="E46C0A" w:themeColor="accent6" w:themeShade="BF"/>
+          <w:lang w:val="en-US" w:eastAsia="zh-CN"/>
+        </w:rPr>
+      </w:pPr>
+      <w:r>
+        <w:rPr>
+          <w:rFonts w:hint="default"/>
+          <w:color w:val="E46C0A" w:themeColor="accent6" w:themeShade="BF"/>
+          <w:lang w:val="en-US" w:eastAsia="zh-CN"/>
+        </w:rPr>
+        <w:t xml:space="preserve">        &lt;dagdm&gt;xxxx0200&lt;/dagdm&gt; </w:t>
+      </w:r>
+    </w:p>
+    <w:p>
+      <w:pPr>
+        <w:rPr>
+          <w:rFonts w:hint="default"/>
+          <w:color w:val="E46C0A" w:themeColor="accent6" w:themeShade="BF"/>
+          <w:lang w:val="en-US" w:eastAsia="zh-CN"/>
+        </w:rPr>
+      </w:pPr>
+      <w:r>
+        <w:rPr>
+          <w:rFonts w:hint="default"/>
+          <w:color w:val="E46C0A" w:themeColor="accent6" w:themeShade="BF"/>
+          <w:lang w:val="en-US" w:eastAsia="zh-CN"/>
+        </w:rPr>
+        <w:t xml:space="preserve">        &lt;tm&gt;测试11111&lt;/tm&gt; </w:t>
+      </w:r>
+    </w:p>
+    <w:p>
+      <w:pPr>
+        <w:rPr>
+          <w:rFonts w:hint="default"/>
+          <w:color w:val="E46C0A" w:themeColor="accent6" w:themeShade="BF"/>
+          <w:lang w:val="en-US" w:eastAsia="zh-CN"/>
+        </w:rPr>
+      </w:pPr>
+      <w:r>
+        <w:rPr>
+          <w:rFonts w:hint="default"/>
+          <w:color w:val="E46C0A" w:themeColor="accent6" w:themeShade="BF"/>
+          <w:lang w:val="en-US" w:eastAsia="zh-CN"/>
+        </w:rPr>
+        <w:t xml:space="preserve">        &lt;fh&gt;34325&lt;/fh&gt; </w:t>
+      </w:r>
+    </w:p>
+    <w:p>
+      <w:pPr>
+        <w:rPr>
+          <w:rFonts w:hint="default"/>
+          <w:color w:val="E46C0A" w:themeColor="accent6" w:themeShade="BF"/>
+          <w:lang w:val="en-US" w:eastAsia="zh-CN"/>
+        </w:rPr>
+      </w:pPr>
+      <w:r>
+        <w:rPr>
+          <w:rFonts w:hint="default"/>
+          <w:color w:val="E46C0A" w:themeColor="accent6" w:themeShade="BF"/>
+          <w:lang w:val="en-US" w:eastAsia="zh-CN"/>
+        </w:rPr>
+        <w:t xml:space="preserve">        &lt;bmqx&gt;永久&lt;/bmqx&gt; </w:t>
+      </w:r>
+    </w:p>
+    <w:p>
+      <w:pPr>
+        <w:rPr>
+          <w:rFonts w:hint="default"/>
+          <w:color w:val="E46C0A" w:themeColor="accent6" w:themeShade="BF"/>
+          <w:lang w:val="en-US" w:eastAsia="zh-CN"/>
+        </w:rPr>
+      </w:pPr>
+      <w:r>
+        <w:rPr>
+          <w:rFonts w:hint="default"/>
+          <w:color w:val="E46C0A" w:themeColor="accent6" w:themeShade="BF"/>
+          <w:lang w:val="en-US" w:eastAsia="zh-CN"/>
+        </w:rPr>
+        <w:t xml:space="preserve">        &lt;fwzh&gt;SS-24145&lt;/fwzh&gt; </w:t>
+      </w:r>
+    </w:p>
+    <w:p>
+      <w:pPr>
+        <w:rPr>
+          <w:rFonts w:hint="default"/>
+          <w:color w:val="E46C0A" w:themeColor="accent6" w:themeShade="BF"/>
+          <w:lang w:val="en-US" w:eastAsia="zh-CN"/>
+        </w:rPr>
+      </w:pPr>
+      <w:r>
+        <w:rPr>
+          <w:rFonts w:hint="default"/>
+          <w:color w:val="E46C0A" w:themeColor="accent6" w:themeShade="BF"/>
+          <w:lang w:val="en-US" w:eastAsia="zh-CN"/>
+        </w:rPr>
+        <w:t xml:space="preserve">       &lt;dzgwbswj&gt;</w:t>
+      </w:r>
+    </w:p>
+    <w:p>
+      <w:pPr>
+        <w:rPr>
+          <w:rFonts w:hint="default"/>
+          <w:color w:val="E46C0A" w:themeColor="accent6" w:themeShade="BF"/>
+          <w:lang w:val="en-US" w:eastAsia="zh-CN"/>
+        </w:rPr>
+      </w:pPr>
+      <w:r>
+        <w:rPr>
+          <w:rFonts w:hint="default"/>
+          <w:color w:val="E46C0A" w:themeColor="accent6" w:themeShade="BF"/>
+          <w:lang w:val="en-US" w:eastAsia="zh-CN"/>
+        </w:rPr>
+        <w:t xml:space="preserve">           &lt;bswjwjm&gt;测试.docx&lt;/bswjwjm&gt;</w:t>
+      </w:r>
+    </w:p>
+    <w:p>
+      <w:pPr>
+        <w:rPr>
+          <w:rFonts w:hint="default"/>
+          <w:color w:val="E46C0A" w:themeColor="accent6" w:themeShade="BF"/>
+          <w:lang w:val="en-US" w:eastAsia="zh-CN"/>
+        </w:rPr>
+      </w:pPr>
+      <w:r>
+        <w:rPr>
+          <w:rFonts w:hint="default"/>
+          <w:color w:val="E46C0A" w:themeColor="accent6" w:themeShade="BF"/>
+          <w:lang w:val="en-US" w:eastAsia="zh-CN"/>
+        </w:rPr>
+        <w:t xml:space="preserve">           &lt;bswjgssm&gt;docx&lt;/bswjgssm&gt;</w:t>
+      </w:r>
+    </w:p>
+    <w:p>
+      <w:pPr>
+        <w:rPr>
+          <w:rFonts w:hint="default"/>
+          <w:color w:val="E46C0A" w:themeColor="accent6" w:themeShade="BF"/>
+          <w:lang w:val="en-US" w:eastAsia="zh-CN"/>
+        </w:rPr>
+      </w:pPr>
+      <w:r>
+        <w:rPr>
+          <w:rFonts w:hint="default"/>
+          <w:color w:val="E46C0A" w:themeColor="accent6" w:themeShade="BF"/>
+          <w:lang w:val="en-US" w:eastAsia="zh-CN"/>
+        </w:rPr>
+        <w:t xml:space="preserve">           &lt;bswjwjt/&gt;</w:t>
+      </w:r>
+    </w:p>
+    <w:p>
+      <w:pPr>
+        <w:rPr>
+          <w:rFonts w:hint="default"/>
+          <w:color w:val="E46C0A" w:themeColor="accent6" w:themeShade="BF"/>
+          <w:lang w:val="en-US" w:eastAsia="zh-CN"/>
+        </w:rPr>
+      </w:pPr>
+      <w:r>
+        <w:rPr>
+          <w:rFonts w:hint="default"/>
+          <w:color w:val="E46C0A" w:themeColor="accent6" w:themeShade="BF"/>
+          <w:lang w:val="en-US" w:eastAsia="zh-CN"/>
+        </w:rPr>
+        <w:t xml:space="preserve">           &lt;bswjlx&gt;0&lt;/bswjlx&gt;</w:t>
+      </w:r>
+    </w:p>
+    <w:p>
+      <w:pPr>
+        <w:rPr>
+          <w:rFonts w:hint="default"/>
+          <w:color w:val="E46C0A" w:themeColor="accent6" w:themeShade="BF"/>
+          <w:lang w:val="en-US" w:eastAsia="zh-CN"/>
+        </w:rPr>
+      </w:pPr>
+      <w:r>
+        <w:rPr>
+          <w:rFonts w:hint="default"/>
+          <w:color w:val="E46C0A" w:themeColor="accent6" w:themeShade="BF"/>
+          <w:lang w:val="en-US" w:eastAsia="zh-CN"/>
+        </w:rPr>
+        <w:t xml:space="preserve">       &lt;/dzgwbswj&gt;</w:t>
+      </w:r>
+    </w:p>
+    <w:p>
+      <w:pPr>
+        <w:rPr>
+          <w:rFonts w:hint="default"/>
+          <w:color w:val="E46C0A" w:themeColor="accent6" w:themeShade="BF"/>
+          <w:lang w:val="en-US" w:eastAsia="zh-CN"/>
+        </w:rPr>
+      </w:pPr>
+      <w:r>
+        <w:rPr>
+          <w:rFonts w:hint="default"/>
+          <w:color w:val="E46C0A" w:themeColor="accent6" w:themeShade="BF"/>
+          <w:lang w:val="en-US" w:eastAsia="zh-CN"/>
+        </w:rPr>
+        <w:t xml:space="preserve">       &lt;dzgwbswj&gt;</w:t>
+      </w:r>
+    </w:p>
+    <w:p>
+      <w:pPr>
+        <w:rPr>
+          <w:rFonts w:hint="default"/>
+          <w:color w:val="E46C0A" w:themeColor="accent6" w:themeShade="BF"/>
+          <w:lang w:val="en-US" w:eastAsia="zh-CN"/>
+        </w:rPr>
+      </w:pPr>
+      <w:r>
+        <w:rPr>
+          <w:rFonts w:hint="default"/>
+          <w:color w:val="E46C0A" w:themeColor="accent6" w:themeShade="BF"/>
+          <w:lang w:val="en-US" w:eastAsia="zh-CN"/>
+        </w:rPr>
+        <w:t xml:space="preserve">           &lt;bswjwjm&gt;测试.docx&lt;/bswjwjm&gt;</w:t>
+      </w:r>
+    </w:p>
+    <w:p>
+      <w:pPr>
+        <w:rPr>
+          <w:rFonts w:hint="default"/>
+          <w:color w:val="E46C0A" w:themeColor="accent6" w:themeShade="BF"/>
+          <w:lang w:val="en-US" w:eastAsia="zh-CN"/>
+        </w:rPr>
+      </w:pPr>
+      <w:r>
+        <w:rPr>
+          <w:rFonts w:hint="default"/>
+          <w:color w:val="E46C0A" w:themeColor="accent6" w:themeShade="BF"/>
+          <w:lang w:val="en-US" w:eastAsia="zh-CN"/>
+        </w:rPr>
+        <w:t xml:space="preserve">           &lt;bswjgssm&gt;docx&lt;/bswjgssm&gt;</w:t>
+      </w:r>
+    </w:p>
+    <w:p>
+      <w:pPr>
+        <w:rPr>
+          <w:rFonts w:hint="default"/>
+          <w:color w:val="E46C0A" w:themeColor="accent6" w:themeShade="BF"/>
+          <w:lang w:val="en-US" w:eastAsia="zh-CN"/>
+        </w:rPr>
+      </w:pPr>
+      <w:r>
+        <w:rPr>
+          <w:rFonts w:hint="default"/>
+          <w:color w:val="E46C0A" w:themeColor="accent6" w:themeShade="BF"/>
+          <w:lang w:val="en-US" w:eastAsia="zh-CN"/>
+        </w:rPr>
+        <w:t xml:space="preserve">           &lt;bswjwjt/&gt;</w:t>
+      </w:r>
+    </w:p>
+    <w:p>
+      <w:pPr>
+        <w:rPr>
+          <w:rFonts w:hint="default"/>
+          <w:color w:val="E46C0A" w:themeColor="accent6" w:themeShade="BF"/>
+          <w:lang w:val="en-US" w:eastAsia="zh-CN"/>
+        </w:rPr>
+      </w:pPr>
+      <w:r>
+        <w:rPr>
+          <w:rFonts w:hint="default"/>
+          <w:color w:val="E46C0A" w:themeColor="accent6" w:themeShade="BF"/>
+          <w:lang w:val="en-US" w:eastAsia="zh-CN"/>
+        </w:rPr>
+        <w:t xml:space="preserve">           &lt;bswjlx&gt;1&lt;/bswjlx&gt;</w:t>
+      </w:r>
+    </w:p>
+    <w:p>
+      <w:pPr>
+        <w:rPr>
+          <w:rFonts w:hint="default"/>
+          <w:color w:val="E46C0A" w:themeColor="accent6" w:themeShade="BF"/>
+          <w:lang w:val="en-US" w:eastAsia="zh-CN"/>
+        </w:rPr>
+      </w:pPr>
+      <w:r>
+        <w:rPr>
+          <w:rFonts w:hint="default"/>
+          <w:color w:val="E46C0A" w:themeColor="accent6" w:themeShade="BF"/>
+          <w:lang w:val="en-US" w:eastAsia="zh-CN"/>
+        </w:rPr>
+        <w:t xml:space="preserve">       &lt;/dzgwbswj&gt;</w:t>
+      </w:r>
+    </w:p>
+    <w:p>
+      <w:pPr>
+        <w:rPr>
+          <w:rFonts w:hint="default"/>
+          <w:color w:val="E46C0A" w:themeColor="accent6" w:themeShade="BF"/>
+          <w:lang w:val="en-US" w:eastAsia="zh-CN"/>
+        </w:rPr>
+      </w:pPr>
+      <w:r>
+        <w:rPr>
+          <w:rFonts w:hint="default"/>
+          <w:color w:val="E46C0A" w:themeColor="accent6" w:themeShade="BF"/>
+          <w:lang w:val="en-US" w:eastAsia="zh-CN"/>
+        </w:rPr>
+        <w:t xml:space="preserve">       &lt;dzgwbswj&gt;</w:t>
+      </w:r>
+    </w:p>
+    <w:p>
+      <w:pPr>
+        <w:rPr>
+          <w:rFonts w:hint="default"/>
+          <w:color w:val="E46C0A" w:themeColor="accent6" w:themeShade="BF"/>
+          <w:lang w:val="en-US" w:eastAsia="zh-CN"/>
+        </w:rPr>
+      </w:pPr>
+      <w:r>
+        <w:rPr>
+          <w:rFonts w:hint="default"/>
+          <w:color w:val="E46C0A" w:themeColor="accent6" w:themeShade="BF"/>
+          <w:lang w:val="en-US" w:eastAsia="zh-CN"/>
+        </w:rPr>
+        <w:t xml:space="preserve">           &lt;bswjwjm&gt;档案集成测试-姚礼林-2025-10-20.pdf&lt;/bswjwjm&gt;</w:t>
+      </w:r>
+    </w:p>
+    <w:p>
+      <w:pPr>
+        <w:rPr>
+          <w:rFonts w:hint="default"/>
+          <w:color w:val="E46C0A" w:themeColor="accent6" w:themeShade="BF"/>
+          <w:lang w:val="en-US" w:eastAsia="zh-CN"/>
+        </w:rPr>
+      </w:pPr>
+      <w:r>
+        <w:rPr>
+          <w:rFonts w:hint="default"/>
+          <w:color w:val="E46C0A" w:themeColor="accent6" w:themeShade="BF"/>
+          <w:lang w:val="en-US" w:eastAsia="zh-CN"/>
+        </w:rPr>
+        <w:t xml:space="preserve">           &lt;bswjgssm&gt;pdf&lt;/bswjgssm&gt;</w:t>
+      </w:r>
+    </w:p>
+    <w:p>
+      <w:pPr>
+        <w:rPr>
+          <w:rFonts w:hint="default"/>
+          <w:color w:val="E46C0A" w:themeColor="accent6" w:themeShade="BF"/>
+          <w:lang w:val="en-US" w:eastAsia="zh-CN"/>
+        </w:rPr>
+      </w:pPr>
+      <w:r>
+        <w:rPr>
+          <w:rFonts w:hint="default"/>
+          <w:color w:val="E46C0A" w:themeColor="accent6" w:themeShade="BF"/>
+          <w:lang w:val="en-US" w:eastAsia="zh-CN"/>
+        </w:rPr>
+        <w:t xml:space="preserve">           &lt;bswjwjt/&gt;</w:t>
+      </w:r>
+    </w:p>
+    <w:p>
+      <w:pPr>
+        <w:rPr>
+          <w:rFonts w:hint="default"/>
+          <w:color w:val="E46C0A" w:themeColor="accent6" w:themeShade="BF"/>
+          <w:lang w:val="en-US" w:eastAsia="zh-CN"/>
+        </w:rPr>
+      </w:pPr>
+      <w:r>
+        <w:rPr>
+          <w:rFonts w:hint="default"/>
+          <w:color w:val="E46C0A" w:themeColor="accent6" w:themeShade="BF"/>
+          <w:lang w:val="en-US" w:eastAsia="zh-CN"/>
+        </w:rPr>
+        <w:t xml:space="preserve">           &lt;bswjlx&gt;2&lt;/bswjlx&gt;</w:t>
+      </w:r>
+    </w:p>
+    <w:p>
+      <w:pPr>
+        <w:rPr>
+          <w:rFonts w:hint="default"/>
+          <w:color w:val="E46C0A" w:themeColor="accent6" w:themeShade="BF"/>
+          <w:lang w:val="en-US" w:eastAsia="zh-CN"/>
+        </w:rPr>
+      </w:pPr>
+      <w:r>
+        <w:rPr>
+          <w:rFonts w:hint="default"/>
+          <w:color w:val="E46C0A" w:themeColor="accent6" w:themeShade="BF"/>
+          <w:lang w:val="en-US" w:eastAsia="zh-CN"/>
+        </w:rPr>
+        <w:t xml:space="preserve">       &lt;/dzgwbswj&gt;</w:t>
+      </w:r>
+    </w:p>
+    <w:p>
+      <w:pPr>
+        <w:rPr>
+          <w:rFonts w:hint="default"/>
+          <w:color w:val="E46C0A" w:themeColor="accent6" w:themeShade="BF"/>
+          <w:lang w:val="en-US" w:eastAsia="zh-CN"/>
+        </w:rPr>
+      </w:pPr>
+      <w:r>
+        <w:rPr>
+          <w:rFonts w:hint="default"/>
+          <w:color w:val="E46C0A" w:themeColor="accent6" w:themeShade="BF"/>
+          <w:lang w:val="en-US" w:eastAsia="zh-CN"/>
+        </w:rPr>
+        <w:t xml:space="preserve">    &lt;/dzgw&gt;</w:t>
+      </w:r>
+    </w:p>
+    <w:p>
+      <w:pPr>
+        <w:rPr>
+          <w:rFonts w:hint="default"/>
+          <w:color w:val="E46C0A" w:themeColor="accent6" w:themeShade="BF"/>
+          <w:lang w:val="en-US" w:eastAsia="zh-CN"/>
+        </w:rPr>
+      </w:pPr>
+      <w:r>
+        <w:rPr>
+          <w:rFonts w:hint="default"/>
+          <w:color w:val="E46C0A" w:themeColor="accent6" w:themeShade="BF"/>
+          <w:lang w:val="en-US" w:eastAsia="zh-CN"/>
+        </w:rPr>
+        <w:t xml:space="preserve">  &lt;/jhztxx&gt;</w:t>
+      </w:r>
+    </w:p>
+    <w:p>
+      <w:pPr>
+        <w:rPr>
+          <w:rFonts w:hint="default"/>
+          <w:lang w:val="en-US" w:eastAsia="zh-CN"/>
+        </w:rPr>
+      </w:pPr>
+      <w:r>
+        <w:rPr>
+          <w:rFonts w:hint="default"/>
+          <w:color w:val="E46C0A" w:themeColor="accent6" w:themeShade="BF"/>
+          <w:lang w:val="en-US" w:eastAsia="zh-CN"/>
+        </w:rPr>
+        <w:t>&lt;/E_officialdocument&gt;</w:t>
+      </w:r>
+    </w:p>
+    <w:p>
+      <w:pPr>
+        <w:rPr>
+          <w:rFonts w:hint="default"/>
+          <w:lang w:val="en-US" w:eastAsia="zh-CN"/>
+        </w:rPr>
+      </w:pPr>
+    </w:p>
+    <w:p>
+      <w:pPr>
+        <w:rPr>
+          <w:rFonts w:hint="default"/>
+          <w:lang w:val="en-US" w:eastAsia="zh-CN"/>
+        </w:rPr>
+      </w:pPr>
+    </w:p>
+    <w:p>
+      <w:pPr>
+        <w:rPr>
+          <w:rFonts w:hint="default"/>
+          <w:lang w:val="en-US" w:eastAsia="zh-CN"/>
+        </w:rPr>
+      </w:pPr>
+      <w:r>
+        <w:rPr>
+          <w:rFonts w:hint="eastAsia"/>
+          <w:lang w:val="en-US" w:eastAsia="zh-CN"/>
+        </w:rPr>
+        <w:t>内容说明：</w:t>
+      </w:r>
+    </w:p>
+    <w:p>
+      <w:pPr>
+        <w:rPr>
+          <w:rFonts w:hint="default"/>
+          <w:lang w:val="en-US" w:eastAsia="zh-CN"/>
+        </w:rPr>
+      </w:pPr>
+      <w:r>
+        <w:rPr>
+          <w:rFonts w:hint="eastAsia"/>
+          <w:lang w:val="en-US" w:eastAsia="zh-CN"/>
+        </w:rPr>
+        <w:t>只有 dzgw 标签下的内容为动态生成，其它都为固定。</w:t>
+      </w:r>
+    </w:p>
+    <w:p>
+      <w:pPr>
+        <w:numPr>
+          <w:numId w:val="0"/>
+        </w:numPr>
+        <w:bidi w:val="0"/>
+        <w:ind w:leftChars="0"/>
+        <w:rPr>
+          <w:rFonts w:hint="eastAsia"/>
+          <w:lang w:val="en-US" w:eastAsia="zh-CN"/>
+        </w:rPr>
+      </w:pPr>
+      <w:r>
+        <w:rPr>
+          <w:rFonts w:hint="eastAsia"/>
+          <w:lang w:val="en-US" w:eastAsia="zh-CN"/>
+        </w:rPr>
+        <w:t>dzgw 标签下存放的是元数据信息，例如&lt;dagmc&gt;xxx档案科&lt;/dagmc&gt; ，dagmc 为元数据名称，“xxx档案科”为元数据内容。</w:t>
+      </w:r>
+    </w:p>
+    <w:p>
+      <w:pPr>
+        <w:numPr>
+          <w:numId w:val="0"/>
+        </w:numPr>
+        <w:bidi w:val="0"/>
+        <w:ind w:leftChars="0"/>
+        <w:rPr>
+          <w:rFonts w:hint="eastAsia"/>
+          <w:lang w:val="en-US" w:eastAsia="zh-CN"/>
+        </w:rPr>
+      </w:pPr>
+    </w:p>
+    <w:p>
+      <w:pPr>
+        <w:numPr>
+          <w:numId w:val="0"/>
+        </w:numPr>
+        <w:bidi w:val="0"/>
+        <w:ind w:leftChars="0"/>
+        <w:rPr>
+          <w:rFonts w:hint="eastAsia"/>
+          <w:lang w:val="en-US" w:eastAsia="zh-CN"/>
+        </w:rPr>
+      </w:pPr>
+      <w:r>
+        <w:rPr>
+          <w:rFonts w:hint="eastAsia"/>
+          <w:lang w:val="en-US" w:eastAsia="zh-CN"/>
+        </w:rPr>
+        <w:t>文件信息也需要存放到元数据信息中，元数据名称为：dzgwbswj，例如：</w:t>
+      </w:r>
+    </w:p>
+    <w:p>
+      <w:pPr>
+        <w:rPr>
+          <w:rFonts w:hint="default"/>
+          <w:color w:val="E46C0A" w:themeColor="accent6" w:themeShade="BF"/>
+          <w:lang w:val="en-US" w:eastAsia="zh-CN"/>
+        </w:rPr>
+      </w:pPr>
+      <w:r>
+        <w:rPr>
+          <w:rFonts w:hint="default"/>
+          <w:color w:val="E46C0A" w:themeColor="accent6" w:themeShade="BF"/>
+          <w:lang w:val="en-US" w:eastAsia="zh-CN"/>
+        </w:rPr>
+        <w:t xml:space="preserve">       &lt;dzgwbswj&gt;</w:t>
+      </w:r>
+    </w:p>
+    <w:p>
+      <w:pPr>
+        <w:rPr>
+          <w:rFonts w:hint="default"/>
+          <w:color w:val="E46C0A" w:themeColor="accent6" w:themeShade="BF"/>
+          <w:lang w:val="en-US" w:eastAsia="zh-CN"/>
+        </w:rPr>
+      </w:pPr>
+      <w:r>
+        <w:rPr>
+          <w:rFonts w:hint="default"/>
+          <w:color w:val="E46C0A" w:themeColor="accent6" w:themeShade="BF"/>
+          <w:lang w:val="en-US" w:eastAsia="zh-CN"/>
+        </w:rPr>
+        <w:t xml:space="preserve">           &lt;bswjwjm&gt;测试.docx&lt;/bswjwjm&gt;</w:t>
+      </w:r>
+    </w:p>
+    <w:p>
+      <w:pPr>
+        <w:rPr>
+          <w:rFonts w:hint="default"/>
+          <w:color w:val="E46C0A" w:themeColor="accent6" w:themeShade="BF"/>
+          <w:lang w:val="en-US" w:eastAsia="zh-CN"/>
+        </w:rPr>
+      </w:pPr>
+      <w:r>
+        <w:rPr>
+          <w:rFonts w:hint="default"/>
+          <w:color w:val="E46C0A" w:themeColor="accent6" w:themeShade="BF"/>
+          <w:lang w:val="en-US" w:eastAsia="zh-CN"/>
+        </w:rPr>
+        <w:t xml:space="preserve">           &lt;bswjgssm&gt;docx&lt;/bswjgssm&gt;</w:t>
+      </w:r>
+    </w:p>
+    <w:p>
+      <w:pPr>
+        <w:rPr>
+          <w:rFonts w:hint="default"/>
+          <w:color w:val="E46C0A" w:themeColor="accent6" w:themeShade="BF"/>
+          <w:lang w:val="en-US" w:eastAsia="zh-CN"/>
+        </w:rPr>
+      </w:pPr>
+      <w:r>
+        <w:rPr>
+          <w:rFonts w:hint="default"/>
+          <w:color w:val="E46C0A" w:themeColor="accent6" w:themeShade="BF"/>
+          <w:lang w:val="en-US" w:eastAsia="zh-CN"/>
+        </w:rPr>
+        <w:t xml:space="preserve">           &lt;bswjwjt/&gt;</w:t>
+      </w:r>
+    </w:p>
+    <w:p>
+      <w:pPr>
+        <w:rPr>
+          <w:rFonts w:hint="default"/>
+          <w:color w:val="E46C0A" w:themeColor="accent6" w:themeShade="BF"/>
+          <w:lang w:val="en-US" w:eastAsia="zh-CN"/>
+        </w:rPr>
+      </w:pPr>
+      <w:r>
+        <w:rPr>
+          <w:rFonts w:hint="default"/>
+          <w:color w:val="E46C0A" w:themeColor="accent6" w:themeShade="BF"/>
+          <w:lang w:val="en-US" w:eastAsia="zh-CN"/>
+        </w:rPr>
+        <w:t xml:space="preserve">           &lt;bswjlx&gt;0&lt;/bswjlx&gt;</w:t>
+      </w:r>
+    </w:p>
+    <w:p>
+      <w:pPr>
+        <w:rPr>
+          <w:rFonts w:hint="default"/>
+          <w:color w:val="E46C0A" w:themeColor="accent6" w:themeShade="BF"/>
+          <w:lang w:val="en-US" w:eastAsia="zh-CN"/>
+        </w:rPr>
+      </w:pPr>
+      <w:r>
+        <w:rPr>
+          <w:rFonts w:hint="default"/>
+          <w:color w:val="E46C0A" w:themeColor="accent6" w:themeShade="BF"/>
+          <w:lang w:val="en-US" w:eastAsia="zh-CN"/>
+        </w:rPr>
+        <w:t xml:space="preserve">       &lt;/dzgwbswj&gt;</w:t>
+      </w:r>
+    </w:p>
+    <w:p>
+      <w:pPr>
+        <w:numPr>
+          <w:numId w:val="0"/>
+        </w:numPr>
+        <w:bidi w:val="0"/>
+        <w:ind w:leftChars="0"/>
+        <w:rPr>
+          <w:rFonts w:hint="default"/>
+          <w:color w:val="E46C0A" w:themeColor="accent6" w:themeShade="BF"/>
+          <w:lang w:val="en-US" w:eastAsia="zh-CN"/>
+        </w:rPr>
+      </w:pPr>
+    </w:p>
+    <w:p>
+      <w:pPr>
+        <w:bidi w:val="0"/>
+        <w:rPr>
+          <w:rFonts w:hint="eastAsia"/>
+          <w:lang w:val="en-US" w:eastAsia="zh-CN"/>
+        </w:rPr>
+      </w:pPr>
+      <w:r>
+        <w:rPr>
+          <w:rFonts w:hint="default"/>
+          <w:lang w:val="en-US" w:eastAsia="zh-CN"/>
+        </w:rPr>
+        <w:t>Bswjwjm</w:t>
+      </w:r>
+      <w:r>
+        <w:rPr>
+          <w:rFonts w:hint="eastAsia"/>
+          <w:lang w:val="en-US" w:eastAsia="zh-CN"/>
+        </w:rPr>
+        <w:t xml:space="preserve"> ： 文件名称</w:t>
+      </w:r>
+    </w:p>
+    <w:p>
+      <w:pPr>
+        <w:bidi w:val="0"/>
+        <w:rPr>
+          <w:rFonts w:hint="eastAsia"/>
+          <w:lang w:val="en-US" w:eastAsia="zh-CN"/>
+        </w:rPr>
+      </w:pPr>
+      <w:r>
+        <w:rPr>
+          <w:rFonts w:hint="default"/>
+          <w:lang w:val="en-US" w:eastAsia="zh-CN"/>
+        </w:rPr>
+        <w:t>Bswjgssm</w:t>
+      </w:r>
+      <w:r>
+        <w:rPr>
+          <w:rFonts w:hint="eastAsia"/>
+          <w:lang w:val="en-US" w:eastAsia="zh-CN"/>
+        </w:rPr>
+        <w:t>：文件类型</w:t>
+      </w:r>
+    </w:p>
+    <w:p>
+      <w:pPr>
+        <w:bidi w:val="0"/>
+        <w:rPr>
+          <w:rFonts w:hint="eastAsia"/>
+          <w:lang w:val="en-US" w:eastAsia="zh-CN"/>
+        </w:rPr>
+      </w:pPr>
+      <w:r>
+        <w:rPr>
+          <w:rFonts w:hint="default"/>
+          <w:lang w:val="en-US" w:eastAsia="zh-CN"/>
+        </w:rPr>
+        <w:t>Bswjlx</w:t>
+      </w:r>
+      <w:r>
+        <w:rPr>
+          <w:rFonts w:hint="eastAsia"/>
+          <w:lang w:val="en-US" w:eastAsia="zh-CN"/>
+        </w:rPr>
+        <w:t xml:space="preserve"> ：文件类别，0为正文，1为附件，2为处理签，3为修改稿</w:t>
+      </w:r>
+    </w:p>
+    <w:p>
+      <w:pPr>
+        <w:bidi w:val="0"/>
+        <w:rPr>
+          <w:rFonts w:hint="eastAsia"/>
+          <w:lang w:val="en-US" w:eastAsia="zh-CN"/>
+        </w:rPr>
+      </w:pPr>
+    </w:p>
+    <w:p>
+      <w:pPr>
+        <w:pStyle w:val="4"/>
+        <w:bidi w:val="0"/>
+        <w:rPr>
+          <w:rFonts w:hint="eastAsia"/>
+          <w:lang w:val="en-US" w:eastAsia="zh-CN"/>
+        </w:rPr>
+      </w:pPr>
+      <w:r>
+        <w:rPr>
+          <w:rFonts w:hint="eastAsia"/>
+          <w:lang w:val="en-US" w:eastAsia="zh-CN"/>
+        </w:rPr>
+        <w:t>数据包封套文件内容（envelope.xml）</w:t>
+      </w:r>
+    </w:p>
+    <w:p>
+      <w:pPr>
+        <w:bidi w:val="0"/>
+        <w:rPr>
+          <w:rFonts w:hint="eastAsia"/>
+          <w:lang w:val="en-US" w:eastAsia="zh-CN"/>
+        </w:rPr>
+      </w:pPr>
+      <w:r>
+        <w:rPr>
+          <w:rFonts w:hint="eastAsia"/>
+          <w:lang w:val="en-US" w:eastAsia="zh-CN"/>
+        </w:rPr>
+        <w:t>文件内容示例：</w:t>
+      </w:r>
+    </w:p>
+    <w:p>
+      <w:pPr>
+        <w:bidi w:val="0"/>
+        <w:rPr>
+          <w:rFonts w:hint="default"/>
+          <w:color w:val="E46C0A" w:themeColor="accent6" w:themeShade="BF"/>
+          <w:lang w:val="en-US" w:eastAsia="zh-CN"/>
+        </w:rPr>
+      </w:pPr>
+      <w:r>
+        <w:rPr>
+          <w:rFonts w:hint="default"/>
+          <w:color w:val="E46C0A" w:themeColor="accent6" w:themeShade="BF"/>
+          <w:lang w:val="en-US" w:eastAsia="zh-CN"/>
+        </w:rPr>
+        <w:t>&lt;?xml version="1.0" encoding="UTF-8"?&gt;</w:t>
+      </w:r>
+    </w:p>
+    <w:p>
+      <w:pPr>
+        <w:bidi w:val="0"/>
+        <w:rPr>
+          <w:rFonts w:hint="default"/>
+          <w:color w:val="E46C0A" w:themeColor="accent6" w:themeShade="BF"/>
+          <w:lang w:val="en-US" w:eastAsia="zh-CN"/>
+        </w:rPr>
+      </w:pPr>
+    </w:p>
+    <w:p>
+      <w:pPr>
+        <w:bidi w:val="0"/>
+        <w:rPr>
+          <w:rFonts w:hint="default"/>
+          <w:color w:val="E46C0A" w:themeColor="accent6" w:themeShade="BF"/>
+          <w:lang w:val="en-US" w:eastAsia="zh-CN"/>
+        </w:rPr>
+      </w:pPr>
+      <w:r>
+        <w:rPr>
+          <w:rFonts w:hint="default"/>
+          <w:color w:val="E46C0A" w:themeColor="accent6" w:themeShade="BF"/>
+          <w:lang w:val="en-US" w:eastAsia="zh-CN"/>
+        </w:rPr>
+        <w:t>&lt;envelope&gt;</w:t>
+      </w:r>
+    </w:p>
+    <w:p>
+      <w:pPr>
+        <w:bidi w:val="0"/>
+        <w:rPr>
+          <w:rFonts w:hint="default"/>
+          <w:color w:val="E46C0A" w:themeColor="accent6" w:themeShade="BF"/>
+          <w:lang w:val="en-US" w:eastAsia="zh-CN"/>
+        </w:rPr>
+      </w:pPr>
+      <w:r>
+        <w:rPr>
+          <w:rFonts w:hint="default"/>
+          <w:color w:val="E46C0A" w:themeColor="accent6" w:themeShade="BF"/>
+          <w:lang w:val="en-US" w:eastAsia="zh-CN"/>
+        </w:rPr>
+        <w:t xml:space="preserve">  &lt;header identifier=""&gt;</w:t>
+      </w:r>
+    </w:p>
+    <w:p>
+      <w:pPr>
+        <w:bidi w:val="0"/>
+        <w:rPr>
+          <w:rFonts w:hint="default"/>
+          <w:color w:val="E46C0A" w:themeColor="accent6" w:themeShade="BF"/>
+          <w:lang w:val="en-US" w:eastAsia="zh-CN"/>
+        </w:rPr>
+      </w:pPr>
+      <w:r>
+        <w:rPr>
+          <w:rFonts w:hint="default"/>
+          <w:color w:val="E46C0A" w:themeColor="accent6" w:themeShade="BF"/>
+          <w:lang w:val="en-US" w:eastAsia="zh-CN"/>
+        </w:rPr>
+        <w:t xml:space="preserve">    &lt;type/&gt;</w:t>
+      </w:r>
+    </w:p>
+    <w:p>
+      <w:pPr>
+        <w:bidi w:val="0"/>
+        <w:rPr>
+          <w:rFonts w:hint="default"/>
+          <w:color w:val="E46C0A" w:themeColor="accent6" w:themeShade="BF"/>
+          <w:lang w:val="en-US" w:eastAsia="zh-CN"/>
+        </w:rPr>
+      </w:pPr>
+      <w:r>
+        <w:rPr>
+          <w:rFonts w:hint="default"/>
+          <w:color w:val="E46C0A" w:themeColor="accent6" w:themeShade="BF"/>
+          <w:lang w:val="en-US" w:eastAsia="zh-CN"/>
+        </w:rPr>
+        <w:t xml:space="preserve">    &lt;business_id/&gt;</w:t>
+      </w:r>
+    </w:p>
+    <w:p>
+      <w:pPr>
+        <w:bidi w:val="0"/>
+        <w:rPr>
+          <w:rFonts w:hint="default"/>
+          <w:color w:val="E46C0A" w:themeColor="accent6" w:themeShade="BF"/>
+          <w:lang w:val="en-US" w:eastAsia="zh-CN"/>
+        </w:rPr>
+      </w:pPr>
+      <w:r>
+        <w:rPr>
+          <w:rFonts w:hint="default"/>
+          <w:color w:val="E46C0A" w:themeColor="accent6" w:themeShade="BF"/>
+          <w:lang w:val="en-US" w:eastAsia="zh-CN"/>
+        </w:rPr>
+        <w:t xml:space="preserve">    &lt;receiver&gt;</w:t>
+      </w:r>
+    </w:p>
+    <w:p>
+      <w:pPr>
+        <w:bidi w:val="0"/>
+        <w:rPr>
+          <w:rFonts w:hint="default"/>
+          <w:color w:val="E46C0A" w:themeColor="accent6" w:themeShade="BF"/>
+          <w:lang w:val="en-US" w:eastAsia="zh-CN"/>
+        </w:rPr>
+      </w:pPr>
+      <w:r>
+        <w:rPr>
+          <w:rFonts w:hint="default"/>
+          <w:color w:val="E46C0A" w:themeColor="accent6" w:themeShade="BF"/>
+          <w:lang w:val="en-US" w:eastAsia="zh-CN"/>
+        </w:rPr>
+        <w:t xml:space="preserve">      &lt;secondary_unit_identifier&gt;&lt;/secondary_unit_identifier&gt;</w:t>
+      </w:r>
+    </w:p>
+    <w:p>
+      <w:pPr>
+        <w:bidi w:val="0"/>
+        <w:rPr>
+          <w:rFonts w:hint="default"/>
+          <w:color w:val="E46C0A" w:themeColor="accent6" w:themeShade="BF"/>
+          <w:lang w:val="en-US" w:eastAsia="zh-CN"/>
+        </w:rPr>
+      </w:pPr>
+      <w:r>
+        <w:rPr>
+          <w:rFonts w:hint="default"/>
+          <w:color w:val="E46C0A" w:themeColor="accent6" w:themeShade="BF"/>
+          <w:lang w:val="en-US" w:eastAsia="zh-CN"/>
+        </w:rPr>
+        <w:t xml:space="preserve">      &lt;controller_identifier/&gt;</w:t>
+      </w:r>
+    </w:p>
+    <w:p>
+      <w:pPr>
+        <w:bidi w:val="0"/>
+        <w:rPr>
+          <w:rFonts w:hint="default"/>
+          <w:color w:val="E46C0A" w:themeColor="accent6" w:themeShade="BF"/>
+          <w:lang w:val="en-US" w:eastAsia="zh-CN"/>
+        </w:rPr>
+      </w:pPr>
+      <w:r>
+        <w:rPr>
+          <w:rFonts w:hint="default"/>
+          <w:color w:val="E46C0A" w:themeColor="accent6" w:themeShade="BF"/>
+          <w:lang w:val="en-US" w:eastAsia="zh-CN"/>
+        </w:rPr>
+        <w:t xml:space="preserve">    &lt;/receiver&gt;</w:t>
+      </w:r>
+    </w:p>
+    <w:p>
+      <w:pPr>
+        <w:bidi w:val="0"/>
+        <w:rPr>
+          <w:rFonts w:hint="default"/>
+          <w:color w:val="E46C0A" w:themeColor="accent6" w:themeShade="BF"/>
+          <w:lang w:val="en-US" w:eastAsia="zh-CN"/>
+        </w:rPr>
+      </w:pPr>
+      <w:r>
+        <w:rPr>
+          <w:rFonts w:hint="default"/>
+          <w:color w:val="E46C0A" w:themeColor="accent6" w:themeShade="BF"/>
+          <w:lang w:val="en-US" w:eastAsia="zh-CN"/>
+        </w:rPr>
+        <w:t xml:space="preserve">    &lt;sender&gt;</w:t>
+      </w:r>
+    </w:p>
+    <w:p>
+      <w:pPr>
+        <w:bidi w:val="0"/>
+        <w:rPr>
+          <w:rFonts w:hint="default"/>
+          <w:color w:val="E46C0A" w:themeColor="accent6" w:themeShade="BF"/>
+          <w:lang w:val="en-US" w:eastAsia="zh-CN"/>
+        </w:rPr>
+      </w:pPr>
+      <w:r>
+        <w:rPr>
+          <w:rFonts w:hint="default"/>
+          <w:color w:val="E46C0A" w:themeColor="accent6" w:themeShade="BF"/>
+          <w:lang w:val="en-US" w:eastAsia="zh-CN"/>
+        </w:rPr>
+        <w:t xml:space="preserve">      &lt;secondary_unit_identifier/&gt;</w:t>
+      </w:r>
+    </w:p>
+    <w:p>
+      <w:pPr>
+        <w:bidi w:val="0"/>
+        <w:rPr>
+          <w:rFonts w:hint="default"/>
+          <w:color w:val="E46C0A" w:themeColor="accent6" w:themeShade="BF"/>
+          <w:lang w:val="en-US" w:eastAsia="zh-CN"/>
+        </w:rPr>
+      </w:pPr>
+      <w:r>
+        <w:rPr>
+          <w:rFonts w:hint="default"/>
+          <w:color w:val="E46C0A" w:themeColor="accent6" w:themeShade="BF"/>
+          <w:lang w:val="en-US" w:eastAsia="zh-CN"/>
+        </w:rPr>
+        <w:t xml:space="preserve">      &lt;controller_identifier/&gt;</w:t>
+      </w:r>
+    </w:p>
+    <w:p>
+      <w:pPr>
+        <w:bidi w:val="0"/>
+        <w:rPr>
+          <w:rFonts w:hint="default"/>
+          <w:color w:val="E46C0A" w:themeColor="accent6" w:themeShade="BF"/>
+          <w:lang w:val="en-US" w:eastAsia="zh-CN"/>
+        </w:rPr>
+      </w:pPr>
+      <w:r>
+        <w:rPr>
+          <w:rFonts w:hint="default"/>
+          <w:color w:val="E46C0A" w:themeColor="accent6" w:themeShade="BF"/>
+          <w:lang w:val="en-US" w:eastAsia="zh-CN"/>
+        </w:rPr>
+        <w:t xml:space="preserve">    &lt;/sender&gt;</w:t>
+      </w:r>
+    </w:p>
+    <w:p>
+      <w:pPr>
+        <w:bidi w:val="0"/>
+        <w:rPr>
+          <w:rFonts w:hint="default"/>
+          <w:color w:val="E46C0A" w:themeColor="accent6" w:themeShade="BF"/>
+          <w:lang w:val="en-US" w:eastAsia="zh-CN"/>
+        </w:rPr>
+      </w:pPr>
+      <w:r>
+        <w:rPr>
+          <w:rFonts w:hint="default"/>
+          <w:color w:val="E46C0A" w:themeColor="accent6" w:themeShade="BF"/>
+          <w:lang w:val="en-US" w:eastAsia="zh-CN"/>
+        </w:rPr>
+        <w:t xml:space="preserve">    &lt;classification/&gt;</w:t>
+      </w:r>
+    </w:p>
+    <w:p>
+      <w:pPr>
+        <w:bidi w:val="0"/>
+        <w:rPr>
+          <w:rFonts w:hint="default"/>
+          <w:color w:val="E46C0A" w:themeColor="accent6" w:themeShade="BF"/>
+          <w:lang w:val="en-US" w:eastAsia="zh-CN"/>
+        </w:rPr>
+      </w:pPr>
+      <w:r>
+        <w:rPr>
+          <w:rFonts w:hint="default"/>
+          <w:color w:val="E46C0A" w:themeColor="accent6" w:themeShade="BF"/>
+          <w:lang w:val="en-US" w:eastAsia="zh-CN"/>
+        </w:rPr>
+        <w:t xml:space="preserve">  &lt;/header&gt;</w:t>
+      </w:r>
+    </w:p>
+    <w:p>
+      <w:pPr>
+        <w:bidi w:val="0"/>
+        <w:rPr>
+          <w:rFonts w:hint="default"/>
+          <w:color w:val="E46C0A" w:themeColor="accent6" w:themeShade="BF"/>
+          <w:lang w:val="en-US" w:eastAsia="zh-CN"/>
+        </w:rPr>
+      </w:pPr>
+      <w:r>
+        <w:rPr>
+          <w:rFonts w:hint="default"/>
+          <w:color w:val="E46C0A" w:themeColor="accent6" w:themeShade="BF"/>
+          <w:lang w:val="en-US" w:eastAsia="zh-CN"/>
+        </w:rPr>
+        <w:t xml:space="preserve">  &lt;content&gt;</w:t>
+      </w:r>
+    </w:p>
+    <w:p>
+      <w:pPr>
+        <w:bidi w:val="0"/>
+        <w:rPr>
+          <w:rFonts w:hint="default"/>
+          <w:color w:val="E46C0A" w:themeColor="accent6" w:themeShade="BF"/>
+          <w:lang w:val="en-US" w:eastAsia="zh-CN"/>
+        </w:rPr>
+      </w:pPr>
+      <w:r>
+        <w:rPr>
+          <w:rFonts w:hint="default"/>
+          <w:color w:val="E46C0A" w:themeColor="accent6" w:themeShade="BF"/>
+          <w:lang w:val="en-US" w:eastAsia="zh-CN"/>
+        </w:rPr>
+        <w:t xml:space="preserve">    &lt;identifier/&gt;</w:t>
+      </w:r>
+    </w:p>
+    <w:p>
+      <w:pPr>
+        <w:bidi w:val="0"/>
+        <w:rPr>
+          <w:rFonts w:hint="default"/>
+          <w:color w:val="E46C0A" w:themeColor="accent6" w:themeShade="BF"/>
+          <w:lang w:val="en-US" w:eastAsia="zh-CN"/>
+        </w:rPr>
+      </w:pPr>
+      <w:r>
+        <w:rPr>
+          <w:rFonts w:hint="default"/>
+          <w:color w:val="E46C0A" w:themeColor="accent6" w:themeShade="BF"/>
+          <w:lang w:val="en-US" w:eastAsia="zh-CN"/>
+        </w:rPr>
+        <w:t xml:space="preserve">    &lt;opinion/&gt;</w:t>
+      </w:r>
+    </w:p>
+    <w:p>
+      <w:pPr>
+        <w:bidi w:val="0"/>
+        <w:rPr>
+          <w:rFonts w:hint="default"/>
+          <w:color w:val="E46C0A" w:themeColor="accent6" w:themeShade="BF"/>
+          <w:lang w:val="en-US" w:eastAsia="zh-CN"/>
+        </w:rPr>
+      </w:pPr>
+      <w:r>
+        <w:rPr>
+          <w:rFonts w:hint="default"/>
+          <w:color w:val="E46C0A" w:themeColor="accent6" w:themeShade="BF"/>
+          <w:lang w:val="en-US" w:eastAsia="zh-CN"/>
+        </w:rPr>
+        <w:t xml:space="preserve">     &lt;files&gt;</w:t>
+      </w:r>
+    </w:p>
+    <w:p>
+      <w:pPr>
+        <w:bidi w:val="0"/>
+        <w:rPr>
+          <w:rFonts w:hint="default"/>
+          <w:color w:val="E46C0A" w:themeColor="accent6" w:themeShade="BF"/>
+          <w:lang w:val="en-US" w:eastAsia="zh-CN"/>
+        </w:rPr>
+      </w:pPr>
+      <w:r>
+        <w:rPr>
+          <w:rFonts w:hint="default"/>
+          <w:color w:val="E46C0A" w:themeColor="accent6" w:themeShade="BF"/>
+          <w:lang w:val="en-US" w:eastAsia="zh-CN"/>
+        </w:rPr>
+        <w:t xml:space="preserve">                    &lt;file&gt;</w:t>
+      </w:r>
+    </w:p>
+    <w:p>
+      <w:pPr>
+        <w:bidi w:val="0"/>
+        <w:rPr>
+          <w:rFonts w:hint="default"/>
+          <w:color w:val="E46C0A" w:themeColor="accent6" w:themeShade="BF"/>
+          <w:lang w:val="en-US" w:eastAsia="zh-CN"/>
+        </w:rPr>
+      </w:pPr>
+      <w:r>
+        <w:rPr>
+          <w:rFonts w:hint="default"/>
+          <w:color w:val="E46C0A" w:themeColor="accent6" w:themeShade="BF"/>
+          <w:lang w:val="en-US" w:eastAsia="zh-CN"/>
+        </w:rPr>
+        <w:t xml:space="preserve">                &lt;path&gt;测试.docx&lt;/path&gt;</w:t>
+      </w:r>
+    </w:p>
+    <w:p>
+      <w:pPr>
+        <w:bidi w:val="0"/>
+        <w:rPr>
+          <w:rFonts w:hint="default"/>
+          <w:color w:val="E46C0A" w:themeColor="accent6" w:themeShade="BF"/>
+          <w:lang w:val="en-US" w:eastAsia="zh-CN"/>
+        </w:rPr>
+      </w:pPr>
+      <w:r>
+        <w:rPr>
+          <w:rFonts w:hint="default"/>
+          <w:color w:val="E46C0A" w:themeColor="accent6" w:themeShade="BF"/>
+          <w:lang w:val="en-US" w:eastAsia="zh-CN"/>
+        </w:rPr>
+        <w:t xml:space="preserve">               &lt;md5&gt;2d5a7c57679c5f41342cadc3f0944ec3&lt;/md5&gt;</w:t>
+      </w:r>
+    </w:p>
+    <w:p>
+      <w:pPr>
+        <w:bidi w:val="0"/>
+        <w:rPr>
+          <w:rFonts w:hint="default"/>
+          <w:color w:val="E46C0A" w:themeColor="accent6" w:themeShade="BF"/>
+          <w:lang w:val="en-US" w:eastAsia="zh-CN"/>
+        </w:rPr>
+      </w:pPr>
+      <w:r>
+        <w:rPr>
+          <w:rFonts w:hint="default"/>
+          <w:color w:val="E46C0A" w:themeColor="accent6" w:themeShade="BF"/>
+          <w:lang w:val="en-US" w:eastAsia="zh-CN"/>
+        </w:rPr>
+        <w:t xml:space="preserve">              &lt;size&gt;9133&lt;/size&gt;</w:t>
+      </w:r>
+    </w:p>
+    <w:p>
+      <w:pPr>
+        <w:bidi w:val="0"/>
+        <w:rPr>
+          <w:rFonts w:hint="default"/>
+          <w:color w:val="E46C0A" w:themeColor="accent6" w:themeShade="BF"/>
+          <w:lang w:val="en-US" w:eastAsia="zh-CN"/>
+        </w:rPr>
+      </w:pPr>
+      <w:r>
+        <w:rPr>
+          <w:rFonts w:hint="default"/>
+          <w:color w:val="E46C0A" w:themeColor="accent6" w:themeShade="BF"/>
+          <w:lang w:val="en-US" w:eastAsia="zh-CN"/>
+        </w:rPr>
+        <w:t xml:space="preserve">            &lt;/file&gt;</w:t>
+      </w:r>
+    </w:p>
+    <w:p>
+      <w:pPr>
+        <w:bidi w:val="0"/>
+        <w:rPr>
+          <w:rFonts w:hint="default"/>
+          <w:color w:val="E46C0A" w:themeColor="accent6" w:themeShade="BF"/>
+          <w:lang w:val="en-US" w:eastAsia="zh-CN"/>
+        </w:rPr>
+      </w:pPr>
+      <w:r>
+        <w:rPr>
+          <w:rFonts w:hint="default"/>
+          <w:color w:val="E46C0A" w:themeColor="accent6" w:themeShade="BF"/>
+          <w:lang w:val="en-US" w:eastAsia="zh-CN"/>
+        </w:rPr>
+        <w:t xml:space="preserve">              &lt;file&gt;</w:t>
+      </w:r>
+    </w:p>
+    <w:p>
+      <w:pPr>
+        <w:bidi w:val="0"/>
+        <w:rPr>
+          <w:rFonts w:hint="default"/>
+          <w:color w:val="E46C0A" w:themeColor="accent6" w:themeShade="BF"/>
+          <w:lang w:val="en-US" w:eastAsia="zh-CN"/>
+        </w:rPr>
+      </w:pPr>
+      <w:r>
+        <w:rPr>
+          <w:rFonts w:hint="default"/>
+          <w:color w:val="E46C0A" w:themeColor="accent6" w:themeShade="BF"/>
+          <w:lang w:val="en-US" w:eastAsia="zh-CN"/>
+        </w:rPr>
+        <w:t xml:space="preserve">                &lt;path&gt;1192830881946492931-测试.docx&lt;/path&gt;</w:t>
+      </w:r>
+    </w:p>
+    <w:p>
+      <w:pPr>
+        <w:bidi w:val="0"/>
+        <w:rPr>
+          <w:rFonts w:hint="default"/>
+          <w:color w:val="E46C0A" w:themeColor="accent6" w:themeShade="BF"/>
+          <w:lang w:val="en-US" w:eastAsia="zh-CN"/>
+        </w:rPr>
+      </w:pPr>
+      <w:r>
+        <w:rPr>
+          <w:rFonts w:hint="default"/>
+          <w:color w:val="E46C0A" w:themeColor="accent6" w:themeShade="BF"/>
+          <w:lang w:val="en-US" w:eastAsia="zh-CN"/>
+        </w:rPr>
+        <w:t xml:space="preserve">               &lt;md5&gt;485b86ec70d7da79ef038811b4e9af25&lt;/md5&gt;</w:t>
+      </w:r>
+    </w:p>
+    <w:p>
+      <w:pPr>
+        <w:bidi w:val="0"/>
+        <w:rPr>
+          <w:rFonts w:hint="default"/>
+          <w:color w:val="E46C0A" w:themeColor="accent6" w:themeShade="BF"/>
+          <w:lang w:val="en-US" w:eastAsia="zh-CN"/>
+        </w:rPr>
+      </w:pPr>
+      <w:r>
+        <w:rPr>
+          <w:rFonts w:hint="default"/>
+          <w:color w:val="E46C0A" w:themeColor="accent6" w:themeShade="BF"/>
+          <w:lang w:val="en-US" w:eastAsia="zh-CN"/>
+        </w:rPr>
+        <w:t xml:space="preserve">              &lt;size&gt;9410&lt;/size&gt;</w:t>
+      </w:r>
+    </w:p>
+    <w:p>
+      <w:pPr>
+        <w:bidi w:val="0"/>
+        <w:rPr>
+          <w:rFonts w:hint="default"/>
+          <w:color w:val="E46C0A" w:themeColor="accent6" w:themeShade="BF"/>
+          <w:lang w:val="en-US" w:eastAsia="zh-CN"/>
+        </w:rPr>
+      </w:pPr>
+      <w:r>
+        <w:rPr>
+          <w:rFonts w:hint="default"/>
+          <w:color w:val="E46C0A" w:themeColor="accent6" w:themeShade="BF"/>
+          <w:lang w:val="en-US" w:eastAsia="zh-CN"/>
+        </w:rPr>
+        <w:t xml:space="preserve">            &lt;/file&gt;</w:t>
+      </w:r>
+    </w:p>
+    <w:p>
+      <w:pPr>
+        <w:bidi w:val="0"/>
+        <w:rPr>
+          <w:rFonts w:hint="default"/>
+          <w:color w:val="E46C0A" w:themeColor="accent6" w:themeShade="BF"/>
+          <w:lang w:val="en-US" w:eastAsia="zh-CN"/>
+        </w:rPr>
+      </w:pPr>
+      <w:r>
+        <w:rPr>
+          <w:rFonts w:hint="default"/>
+          <w:color w:val="E46C0A" w:themeColor="accent6" w:themeShade="BF"/>
+          <w:lang w:val="en-US" w:eastAsia="zh-CN"/>
+        </w:rPr>
+        <w:t xml:space="preserve">              &lt;file&gt;</w:t>
+      </w:r>
+    </w:p>
+    <w:p>
+      <w:pPr>
+        <w:bidi w:val="0"/>
+        <w:rPr>
+          <w:rFonts w:hint="default"/>
+          <w:color w:val="E46C0A" w:themeColor="accent6" w:themeShade="BF"/>
+          <w:lang w:val="en-US" w:eastAsia="zh-CN"/>
+        </w:rPr>
+      </w:pPr>
+      <w:r>
+        <w:rPr>
+          <w:rFonts w:hint="default"/>
+          <w:color w:val="E46C0A" w:themeColor="accent6" w:themeShade="BF"/>
+          <w:lang w:val="en-US" w:eastAsia="zh-CN"/>
+        </w:rPr>
+        <w:t xml:space="preserve">                &lt;path&gt;档案集成测试-姚礼林-2025-10-20.pdf&lt;/path&gt;</w:t>
+      </w:r>
+    </w:p>
+    <w:p>
+      <w:pPr>
+        <w:bidi w:val="0"/>
+        <w:rPr>
+          <w:rFonts w:hint="default"/>
+          <w:color w:val="E46C0A" w:themeColor="accent6" w:themeShade="BF"/>
+          <w:lang w:val="en-US" w:eastAsia="zh-CN"/>
+        </w:rPr>
+      </w:pPr>
+      <w:r>
+        <w:rPr>
+          <w:rFonts w:hint="default"/>
+          <w:color w:val="E46C0A" w:themeColor="accent6" w:themeShade="BF"/>
+          <w:lang w:val="en-US" w:eastAsia="zh-CN"/>
+        </w:rPr>
+        <w:t xml:space="preserve">               &lt;md5&gt;7ac9a80d6e46f83c9ae8139972ab3ad8&lt;/md5&gt;</w:t>
+      </w:r>
+    </w:p>
+    <w:p>
+      <w:pPr>
+        <w:bidi w:val="0"/>
+        <w:rPr>
+          <w:rFonts w:hint="default"/>
+          <w:color w:val="E46C0A" w:themeColor="accent6" w:themeShade="BF"/>
+          <w:lang w:val="en-US" w:eastAsia="zh-CN"/>
+        </w:rPr>
+      </w:pPr>
+      <w:r>
+        <w:rPr>
+          <w:rFonts w:hint="default"/>
+          <w:color w:val="E46C0A" w:themeColor="accent6" w:themeShade="BF"/>
+          <w:lang w:val="en-US" w:eastAsia="zh-CN"/>
+        </w:rPr>
+        <w:t xml:space="preserve">              &lt;size&gt;32467&lt;/size&gt;</w:t>
+      </w:r>
+    </w:p>
+    <w:p>
+      <w:pPr>
+        <w:bidi w:val="0"/>
+        <w:rPr>
+          <w:rFonts w:hint="default"/>
+          <w:color w:val="E46C0A" w:themeColor="accent6" w:themeShade="BF"/>
+          <w:lang w:val="en-US" w:eastAsia="zh-CN"/>
+        </w:rPr>
+      </w:pPr>
+      <w:r>
+        <w:rPr>
+          <w:rFonts w:hint="default"/>
+          <w:color w:val="E46C0A" w:themeColor="accent6" w:themeShade="BF"/>
+          <w:lang w:val="en-US" w:eastAsia="zh-CN"/>
+        </w:rPr>
+        <w:t xml:space="preserve">            &lt;/file&gt;</w:t>
+      </w:r>
+    </w:p>
+    <w:p>
+      <w:pPr>
+        <w:bidi w:val="0"/>
+        <w:rPr>
+          <w:rFonts w:hint="default"/>
+          <w:color w:val="E46C0A" w:themeColor="accent6" w:themeShade="BF"/>
+          <w:lang w:val="en-US" w:eastAsia="zh-CN"/>
+        </w:rPr>
+      </w:pPr>
+      <w:r>
+        <w:rPr>
+          <w:rFonts w:hint="default"/>
+          <w:color w:val="E46C0A" w:themeColor="accent6" w:themeShade="BF"/>
+          <w:lang w:val="en-US" w:eastAsia="zh-CN"/>
+        </w:rPr>
+        <w:t xml:space="preserve">              &lt;file&gt;</w:t>
+      </w:r>
+    </w:p>
+    <w:p>
+      <w:pPr>
+        <w:bidi w:val="0"/>
+        <w:rPr>
+          <w:rFonts w:hint="default"/>
+          <w:color w:val="E46C0A" w:themeColor="accent6" w:themeShade="BF"/>
+          <w:lang w:val="en-US" w:eastAsia="zh-CN"/>
+        </w:rPr>
+      </w:pPr>
+      <w:r>
+        <w:rPr>
+          <w:rFonts w:hint="default"/>
+          <w:color w:val="E46C0A" w:themeColor="accent6" w:themeShade="BF"/>
+          <w:lang w:val="en-US" w:eastAsia="zh-CN"/>
+        </w:rPr>
+        <w:t xml:space="preserve">                &lt;path&gt;dzgw.xml&lt;/path&gt;</w:t>
+      </w:r>
+    </w:p>
+    <w:p>
+      <w:pPr>
+        <w:bidi w:val="0"/>
+        <w:rPr>
+          <w:rFonts w:hint="default"/>
+          <w:color w:val="E46C0A" w:themeColor="accent6" w:themeShade="BF"/>
+          <w:lang w:val="en-US" w:eastAsia="zh-CN"/>
+        </w:rPr>
+      </w:pPr>
+      <w:r>
+        <w:rPr>
+          <w:rFonts w:hint="default"/>
+          <w:color w:val="E46C0A" w:themeColor="accent6" w:themeShade="BF"/>
+          <w:lang w:val="en-US" w:eastAsia="zh-CN"/>
+        </w:rPr>
+        <w:t xml:space="preserve">               &lt;md5&gt;452a3c33d5e440bffdd4b3e14bb76467&lt;/md5&gt;</w:t>
+      </w:r>
+    </w:p>
+    <w:p>
+      <w:pPr>
+        <w:bidi w:val="0"/>
+        <w:rPr>
+          <w:rFonts w:hint="default"/>
+          <w:color w:val="E46C0A" w:themeColor="accent6" w:themeShade="BF"/>
+          <w:lang w:val="en-US" w:eastAsia="zh-CN"/>
+        </w:rPr>
+      </w:pPr>
+      <w:r>
+        <w:rPr>
+          <w:rFonts w:hint="default"/>
+          <w:color w:val="E46C0A" w:themeColor="accent6" w:themeShade="BF"/>
+          <w:lang w:val="en-US" w:eastAsia="zh-CN"/>
+        </w:rPr>
+        <w:t xml:space="preserve">              &lt;size&gt;1288&lt;/size&gt;</w:t>
+      </w:r>
+    </w:p>
+    <w:p>
+      <w:pPr>
+        <w:bidi w:val="0"/>
+        <w:rPr>
+          <w:rFonts w:hint="default"/>
+          <w:color w:val="E46C0A" w:themeColor="accent6" w:themeShade="BF"/>
+          <w:lang w:val="en-US" w:eastAsia="zh-CN"/>
+        </w:rPr>
+      </w:pPr>
+      <w:r>
+        <w:rPr>
+          <w:rFonts w:hint="default"/>
+          <w:color w:val="E46C0A" w:themeColor="accent6" w:themeShade="BF"/>
+          <w:lang w:val="en-US" w:eastAsia="zh-CN"/>
+        </w:rPr>
+        <w:t xml:space="preserve">            &lt;/file&gt;</w:t>
+      </w:r>
+    </w:p>
+    <w:p>
+      <w:pPr>
+        <w:bidi w:val="0"/>
+        <w:rPr>
+          <w:rFonts w:hint="default"/>
+          <w:color w:val="E46C0A" w:themeColor="accent6" w:themeShade="BF"/>
+          <w:lang w:val="en-US" w:eastAsia="zh-CN"/>
+        </w:rPr>
+      </w:pPr>
+      <w:r>
+        <w:rPr>
+          <w:rFonts w:hint="default"/>
+          <w:color w:val="E46C0A" w:themeColor="accent6" w:themeShade="BF"/>
+          <w:lang w:val="en-US" w:eastAsia="zh-CN"/>
+        </w:rPr>
+        <w:t xml:space="preserve">     &lt;/files&gt;</w:t>
+      </w:r>
+    </w:p>
+    <w:p>
+      <w:pPr>
+        <w:bidi w:val="0"/>
+        <w:rPr>
+          <w:rFonts w:hint="default"/>
+          <w:color w:val="E46C0A" w:themeColor="accent6" w:themeShade="BF"/>
+          <w:lang w:val="en-US" w:eastAsia="zh-CN"/>
+        </w:rPr>
+      </w:pPr>
+      <w:r>
+        <w:rPr>
+          <w:rFonts w:hint="default"/>
+          <w:color w:val="E46C0A" w:themeColor="accent6" w:themeShade="BF"/>
+          <w:lang w:val="en-US" w:eastAsia="zh-CN"/>
+        </w:rPr>
+        <w:t xml:space="preserve">  &lt;/content&gt;</w:t>
+      </w:r>
+    </w:p>
+    <w:p>
+      <w:pPr>
+        <w:bidi w:val="0"/>
+        <w:rPr>
+          <w:rFonts w:hint="default"/>
+          <w:color w:val="E46C0A" w:themeColor="accent6" w:themeShade="BF"/>
+          <w:lang w:val="en-US" w:eastAsia="zh-CN"/>
+        </w:rPr>
+      </w:pPr>
+      <w:r>
+        <w:rPr>
+          <w:rFonts w:hint="default"/>
+          <w:color w:val="E46C0A" w:themeColor="accent6" w:themeShade="BF"/>
+          <w:lang w:val="en-US" w:eastAsia="zh-CN"/>
+        </w:rPr>
+        <w:t>&lt;/envelope&gt;</w:t>
+      </w:r>
+    </w:p>
+    <w:p>
+      <w:pPr>
+        <w:bidi w:val="0"/>
+        <w:rPr>
+          <w:rFonts w:hint="default"/>
+          <w:color w:val="E46C0A" w:themeColor="accent6" w:themeShade="BF"/>
+          <w:lang w:val="en-US" w:eastAsia="zh-CN"/>
+        </w:rPr>
+      </w:pPr>
+    </w:p>
+    <w:p>
+      <w:pPr>
+        <w:bidi w:val="0"/>
+        <w:rPr>
+          <w:rFonts w:hint="eastAsia"/>
+          <w:lang w:val="en-US" w:eastAsia="zh-CN"/>
+        </w:rPr>
+      </w:pPr>
+      <w:r>
+        <w:rPr>
+          <w:rFonts w:hint="eastAsia"/>
+          <w:lang w:val="en-US" w:eastAsia="zh-CN"/>
+        </w:rPr>
+        <w:t>内容说明：</w:t>
+      </w:r>
+    </w:p>
+    <w:p>
+      <w:pPr>
+        <w:bidi w:val="0"/>
+        <w:rPr>
+          <w:rFonts w:hint="eastAsia"/>
+          <w:lang w:val="en-US" w:eastAsia="zh-CN"/>
+        </w:rPr>
+      </w:pPr>
+      <w:r>
+        <w:rPr>
+          <w:rFonts w:hint="eastAsia"/>
+          <w:lang w:val="en-US" w:eastAsia="zh-CN"/>
+        </w:rPr>
+        <w:t>除了 files 标签下内容动态生成，其它内容固定。</w:t>
+      </w:r>
+    </w:p>
+    <w:p>
+      <w:pPr>
+        <w:bidi w:val="0"/>
+        <w:rPr>
+          <w:rFonts w:hint="default"/>
+          <w:lang w:val="en-US" w:eastAsia="zh-CN"/>
+        </w:rPr>
+      </w:pPr>
+    </w:p>
+    <w:p>
+      <w:pPr>
+        <w:bidi w:val="0"/>
+        <w:rPr>
+          <w:rFonts w:hint="eastAsia"/>
+          <w:lang w:val="en-US" w:eastAsia="zh-CN"/>
+        </w:rPr>
+      </w:pPr>
+      <w:r>
+        <w:rPr>
+          <w:rFonts w:hint="eastAsia"/>
+          <w:lang w:val="en-US" w:eastAsia="zh-CN"/>
+        </w:rPr>
+        <w:t>files 标签内存放档案包内所有文件信息（除了本文件），file 标签内容说明：</w:t>
+      </w:r>
+    </w:p>
+    <w:p>
+      <w:pPr>
+        <w:numPr>
+          <w:ilvl w:val="0"/>
+          <w:numId w:val="1"/>
+        </w:numPr>
+        <w:bidi w:val="0"/>
+        <w:ind w:left="420" w:leftChars="0" w:hanging="420" w:firstLineChars="0"/>
+        <w:rPr>
+          <w:rFonts w:hint="default"/>
+          <w:lang w:val="en-US" w:eastAsia="zh-CN"/>
+        </w:rPr>
+      </w:pPr>
+      <w:r>
+        <w:rPr>
+          <w:rFonts w:hint="eastAsia"/>
+          <w:lang w:val="en-US" w:eastAsia="zh-CN"/>
+        </w:rPr>
+        <w:t>Pa</w:t>
+      </w:r>
+      <w:r>
+        <w:rPr>
+          <w:rFonts w:hint="default"/>
+          <w:lang w:val="en-US" w:eastAsia="zh-CN"/>
+        </w:rPr>
+        <w:t>t</w:t>
+      </w:r>
+      <w:r>
+        <w:rPr>
+          <w:rFonts w:hint="eastAsia"/>
+          <w:lang w:val="en-US" w:eastAsia="zh-CN"/>
+        </w:rPr>
+        <w:t>h：文件位于档案包内的相对路径</w:t>
+      </w:r>
+    </w:p>
+    <w:p>
+      <w:pPr>
+        <w:numPr>
+          <w:ilvl w:val="0"/>
+          <w:numId w:val="1"/>
+        </w:numPr>
+        <w:bidi w:val="0"/>
+        <w:ind w:left="420" w:leftChars="0" w:hanging="420" w:firstLineChars="0"/>
+        <w:rPr>
+          <w:rFonts w:hint="default"/>
+          <w:lang w:val="en-US" w:eastAsia="zh-CN"/>
+        </w:rPr>
+      </w:pPr>
+      <w:r>
+        <w:rPr>
+          <w:rFonts w:hint="default"/>
+          <w:lang w:val="en-US" w:eastAsia="zh-CN"/>
+        </w:rPr>
+        <w:t>Md5</w:t>
+      </w:r>
+      <w:r>
+        <w:rPr>
+          <w:rFonts w:hint="eastAsia"/>
+          <w:lang w:val="en-US" w:eastAsia="zh-CN"/>
+        </w:rPr>
+        <w:t>：文件md</w:t>
+      </w:r>
+      <w:r>
+        <w:rPr>
+          <w:rFonts w:hint="default"/>
+          <w:lang w:val="en-US" w:eastAsia="zh-CN"/>
+        </w:rPr>
+        <w:t>5</w:t>
+      </w:r>
+      <w:r>
+        <w:rPr>
+          <w:rFonts w:hint="eastAsia"/>
+          <w:lang w:val="en-US" w:eastAsia="zh-CN"/>
+        </w:rPr>
+        <w:t xml:space="preserve"> 信息</w:t>
+      </w:r>
+    </w:p>
+    <w:p>
+      <w:pPr>
+        <w:numPr>
+          <w:ilvl w:val="0"/>
+          <w:numId w:val="1"/>
+        </w:numPr>
+        <w:bidi w:val="0"/>
+        <w:ind w:left="420" w:leftChars="0" w:hanging="420" w:firstLineChars="0"/>
+        <w:rPr>
+          <w:rFonts w:hint="default"/>
+          <w:lang w:val="en-US" w:eastAsia="zh-CN"/>
+        </w:rPr>
+      </w:pPr>
+      <w:r>
+        <w:rPr>
+          <w:rFonts w:hint="eastAsia"/>
+          <w:lang w:val="en-US" w:eastAsia="zh-CN"/>
+        </w:rPr>
+        <w:t>Size：文件大小，单位：字节</w:t>
+      </w:r>
+    </w:p>
+    <w:p>
+      <w:pPr>
+        <w:widowControl w:val="0"/>
+        <w:numPr>
+          <w:numId w:val="0"/>
+        </w:numPr>
+        <w:bidi w:val="0"/>
+        <w:snapToGrid w:val="0"/>
+        <w:jc w:val="both"/>
+        <w:rPr>
+          <w:rFonts w:hint="eastAsia"/>
+          <w:lang w:val="en-US" w:eastAsia="zh-CN"/>
+        </w:rPr>
+      </w:pPr>
+    </w:p>
+    <w:p>
+      <w:pPr>
+        <w:pStyle w:val="4"/>
+        <w:bidi w:val="0"/>
+        <w:rPr>
+          <w:rFonts w:hint="eastAsia"/>
+          <w:lang w:val="en-US" w:eastAsia="zh-CN"/>
+        </w:rPr>
+      </w:pPr>
+      <w:r>
+        <w:rPr>
+          <w:rFonts w:hint="eastAsia"/>
+          <w:lang w:val="en-US" w:eastAsia="zh-CN"/>
+        </w:rPr>
+        <w:t>元数据要求</w:t>
+      </w:r>
+    </w:p>
+    <w:p>
+      <w:r>
+        <w:drawing>
+          <wp:inline distT="0" distB="0" distL="114300" distR="114300">
+            <wp:extent cx="5442585" cy="5093970"/>
+            <wp:effectExtent l="0" t="0" r="18415" b="11430"/>
+            <wp:docPr id="21" name="图片 21"/>
+            <wp:cNvGraphicFramePr>
+              <a:graphicFrameLocks xmlns:a="http://schemas.openxmlformats.org/drawingml/2006/main" noChangeAspect="1"/>
+            </wp:cNvGraphicFramePr>
+            <a:graphic xmlns:a="http://schemas.openxmlformats.org/drawingml/2006/main">
+              <a:graphicData uri="http://schemas.openxmlformats.org/drawingml/2006/picture">
+                <pic:pic xmlns:pic="http://schemas.openxmlformats.org/drawingml/2006/picture">
+                  <pic:nvPicPr>
+                    <pic:cNvPr id="21" name="图片 21"/>
+                    <pic:cNvPicPr>
+                      <a:picLocks noChangeAspect="1"/>
+                    </pic:cNvPicPr>
+                  </pic:nvPicPr>
+                  <pic:blipFill>
+                    <a:blip r:embed="rId5"/>
+                    <a:stretch>
+                      <a:fillRect/>
+                    </a:stretch>
+                  </pic:blipFill>
+                  <pic:spPr>
+                    <a:xfrm>
+                      <a:off x="0" y="0"/>
+                      <a:ext cx="5442585" cy="5093970"/>
+                    </a:xfrm>
+                    <a:prstGeom prst="rect">
+                      <a:avLst/>
+                    </a:prstGeom>
+                    <a:noFill/>
+                    <a:ln>
+                      <a:noFill/>
+                    </a:ln>
+                  </pic:spPr>
+                </pic:pic>
+              </a:graphicData>
+            </a:graphic>
+          </wp:inline>
+        </w:drawing>
+      </w:r>
+    </w:p>
+    <w:p/>
+    <w:p>
+      <w:pPr>
+        <w:pStyle w:val="4"/>
+        <w:bidi w:val="0"/>
+        <w:rPr>
+          <w:rFonts w:hint="eastAsia"/>
+          <w:lang w:val="en-US" w:eastAsia="zh-CN"/>
+        </w:rPr>
+      </w:pPr>
+      <w:r>
+        <w:rPr>
+          <w:rFonts w:hint="eastAsia"/>
+          <w:lang w:val="en-US" w:eastAsia="zh-CN"/>
+        </w:rPr>
+        <w:t>数据传输方式</w:t>
+      </w:r>
+    </w:p>
+    <w:p>
+      <w:pPr>
+        <w:rPr>
+          <w:rFonts w:hint="eastAsia"/>
+          <w:lang w:val="en-US" w:eastAsia="zh-CN"/>
+        </w:rPr>
+      </w:pPr>
+      <w:r>
+        <w:rPr>
+          <w:rFonts w:hint="eastAsia"/>
+          <w:lang w:val="en-US" w:eastAsia="zh-CN"/>
+        </w:rPr>
+        <w:t>将档案包上传到 FTP 服务器指定位置即可</w:t>
+      </w:r>
+    </w:p>
+    <w:p>
+      <w:pPr>
+        <w:rPr>
+          <w:rFonts w:hint="eastAsia"/>
+          <w:lang w:val="en-US" w:eastAsia="zh-CN"/>
+        </w:rPr>
+      </w:pPr>
+    </w:p>
+    <w:p>
+      <w:pPr>
+        <w:pStyle w:val="3"/>
+        <w:bidi w:val="0"/>
+        <w:rPr>
+          <w:rFonts w:hint="eastAsia"/>
+          <w:lang w:val="en-US" w:eastAsia="zh-CN"/>
+        </w:rPr>
+      </w:pPr>
+      <w:r>
+        <w:rPr>
+          <w:rFonts w:hint="eastAsia"/>
+          <w:lang w:val="en-US" w:eastAsia="zh-CN"/>
+        </w:rPr>
+        <w:t>开发方案</w:t>
+      </w:r>
+    </w:p>
+    <w:p>
+      <w:pPr>
+        <w:rPr>
+          <w:rFonts w:hint="eastAsia"/>
+          <w:lang w:val="en-US" w:eastAsia="zh-CN"/>
+        </w:rPr>
+      </w:pPr>
+      <w:r>
+        <w:rPr>
+          <w:rFonts w:hint="eastAsia"/>
+          <w:lang w:val="en-US" w:eastAsia="zh-CN"/>
+        </w:rPr>
+        <w:t>预估人天：15</w:t>
+      </w:r>
+    </w:p>
+    <w:p>
+      <w:pPr>
+        <w:rPr>
+          <w:rFonts w:hint="eastAsia"/>
+          <w:lang w:val="en-US" w:eastAsia="zh-CN"/>
+        </w:rPr>
+      </w:pPr>
+    </w:p>
+    <w:p>
+      <w:pPr>
+        <w:pStyle w:val="4"/>
+        <w:bidi w:val="0"/>
+        <w:rPr>
+          <w:rFonts w:hint="default"/>
+          <w:lang w:val="en-US" w:eastAsia="zh-CN"/>
+        </w:rPr>
+      </w:pPr>
+      <w:r>
+        <w:rPr>
+          <w:rFonts w:hint="eastAsia"/>
+          <w:lang w:val="en-US" w:eastAsia="zh-CN"/>
+        </w:rPr>
+        <w:t>使用标准功能-档案集成</w:t>
+      </w:r>
+    </w:p>
+    <w:p>
+      <w:pPr>
+        <w:rPr>
+          <w:rFonts w:hint="eastAsia"/>
+          <w:lang w:val="en-US" w:eastAsia="zh-CN"/>
+        </w:rPr>
+      </w:pPr>
+      <w:r>
+        <w:rPr>
+          <w:rFonts w:hint="eastAsia"/>
+          <w:lang w:val="en-US" w:eastAsia="zh-CN"/>
+        </w:rPr>
+        <w:t>可以使用系统标准功能中档案集成功能，因为标准的归档方案中没有满足泰坦档案的归档要求，比如 xml 文件中元数据生成，需要获取到表单文件信息，所以采用自定义开发。用标准功能的档案集成可以由标准功能来触发档案推送，开发只需实现档案包生成与推送。</w:t>
+      </w:r>
+    </w:p>
+    <w:p>
+      <w:pPr>
+        <w:rPr>
+          <w:rFonts w:hint="eastAsia"/>
+          <w:lang w:val="en-US" w:eastAsia="zh-CN"/>
+        </w:rPr>
+      </w:pPr>
+    </w:p>
+    <w:p>
+      <w:pPr>
+        <w:pStyle w:val="4"/>
+        <w:bidi w:val="0"/>
+        <w:rPr>
+          <w:rFonts w:hint="eastAsia"/>
+          <w:lang w:val="en-US" w:eastAsia="zh-CN"/>
+        </w:rPr>
+      </w:pPr>
+      <w:r>
+        <w:rPr>
+          <w:rFonts w:hint="eastAsia"/>
+          <w:lang w:val="en-US" w:eastAsia="zh-CN"/>
+        </w:rPr>
+        <w:t>配置化</w:t>
+      </w:r>
+    </w:p>
+    <w:p>
+      <w:pPr>
+        <w:rPr>
+          <w:rFonts w:hint="default"/>
+          <w:lang w:val="en-US" w:eastAsia="zh-CN"/>
+        </w:rPr>
+      </w:pPr>
+      <w:r>
+        <w:rPr>
+          <w:rFonts w:hint="eastAsia"/>
+          <w:lang w:val="en-US" w:eastAsia="zh-CN"/>
+        </w:rPr>
+        <w:t>为了能够尽量通用，希望也能适配其它档案厂商，需要进行配置化。可以创建一个 EB 应用，在里面填写 Eb 表单进行配置。</w:t>
+      </w:r>
+    </w:p>
+    <w:p>
+      <w:pPr>
+        <w:rPr>
+          <w:rFonts w:hint="default"/>
+          <w:lang w:val="en-US" w:eastAsia="zh-CN"/>
+        </w:rPr>
+      </w:pPr>
+    </w:p>
+    <w:p>
+      <w:pPr>
+        <w:pStyle w:val="4"/>
+        <w:bidi w:val="0"/>
+        <w:rPr>
+          <w:rFonts w:hint="default"/>
+          <w:lang w:val="en-US" w:eastAsia="zh-CN"/>
+        </w:rPr>
+      </w:pPr>
+      <w:r>
+        <w:rPr>
+          <w:rFonts w:hint="eastAsia"/>
+          <w:lang w:val="en-US" w:eastAsia="zh-CN"/>
+        </w:rPr>
+        <w:t>Xml 文件生成：</w:t>
+      </w:r>
+    </w:p>
+    <w:p>
+      <w:pPr>
+        <w:rPr>
+          <w:rFonts w:hint="eastAsia"/>
+          <w:lang w:val="en-US" w:eastAsia="zh-CN"/>
+        </w:rPr>
+      </w:pPr>
+      <w:r>
+        <w:rPr>
+          <w:rFonts w:hint="eastAsia"/>
+          <w:lang w:val="en-US" w:eastAsia="zh-CN"/>
+        </w:rPr>
+        <w:t>对于档案包内的xml文件（电子公文元数据文件和数据包封套文件），需要进行配置化生成，需要创建 xml 文件模板，按模版生成 xml 文件内容，这样可以通用化，而不是写死在代码里，后期xml 文件内容有变化时直接修改模板即可。</w:t>
+      </w:r>
+    </w:p>
+    <w:p>
+      <w:pPr>
+        <w:rPr>
+          <w:rFonts w:hint="eastAsia"/>
+          <w:lang w:val="en-US" w:eastAsia="zh-CN"/>
+        </w:rPr>
+      </w:pPr>
+    </w:p>
+    <w:p>
+      <w:pPr>
+        <w:pStyle w:val="4"/>
+        <w:bidi w:val="0"/>
+        <w:rPr>
+          <w:rFonts w:hint="eastAsia"/>
+          <w:lang w:val="en-US" w:eastAsia="zh-CN"/>
+        </w:rPr>
+      </w:pPr>
+      <w:r>
+        <w:rPr>
+          <w:rFonts w:hint="eastAsia"/>
+          <w:lang w:val="en-US" w:eastAsia="zh-CN"/>
+        </w:rPr>
+        <w:t>元数据获取：</w:t>
+      </w:r>
+    </w:p>
+    <w:p>
+      <w:pPr>
+        <w:rPr>
+          <w:rFonts w:hint="eastAsia"/>
+          <w:lang w:val="en-US" w:eastAsia="zh-CN"/>
+        </w:rPr>
+      </w:pPr>
+      <w:r>
+        <w:rPr>
+          <w:rFonts w:hint="eastAsia"/>
+          <w:lang w:val="en-US" w:eastAsia="zh-CN"/>
+        </w:rPr>
+        <w:t>需求中的元数据有很多，我也不太懂这些元数据的意思是什么，这些都做成可配置的，交给实施去填，我就不用关心需要怎么填了。元数据一般都是取流程数据或文件信息，有些是固定值，所以需要做成每个流程都可以配元数据与流程字段的对应关系，在配置中元数据选择对应的表单字段，获取表单字段值对元数据进行赋值，还可以配固定值，需要做必填校验。</w:t>
+      </w:r>
+    </w:p>
+    <w:p>
+      <w:pPr>
+        <w:rPr>
+          <w:rFonts w:hint="eastAsia"/>
+          <w:lang w:val="en-US" w:eastAsia="zh-CN"/>
+        </w:rPr>
+      </w:pPr>
+    </w:p>
+    <w:p>
+      <w:pPr>
+        <w:rPr>
+          <w:rFonts w:hint="default"/>
+          <w:lang w:val="en-US" w:eastAsia="zh-CN"/>
+        </w:rPr>
+      </w:pPr>
+      <w:r>
+        <w:rPr>
+          <w:rFonts w:hint="eastAsia"/>
+          <w:lang w:val="en-US" w:eastAsia="zh-CN"/>
+        </w:rPr>
+        <w:t>如果需要对流程字段值进行转换，可以使用档案集成归档方案中的映射与过滤配置转换。</w:t>
+      </w:r>
+    </w:p>
+    <w:p>
+      <w:pPr>
+        <w:rPr>
+          <w:rFonts w:hint="eastAsia"/>
+          <w:lang w:val="en-US" w:eastAsia="zh-CN"/>
+        </w:rPr>
+      </w:pPr>
+    </w:p>
+    <w:p>
+      <w:pPr>
+        <w:pStyle w:val="4"/>
+        <w:bidi w:val="0"/>
+        <w:rPr>
+          <w:rFonts w:hint="eastAsia"/>
+          <w:lang w:val="en-US" w:eastAsia="zh-CN"/>
+        </w:rPr>
+      </w:pPr>
+      <w:r>
+        <w:rPr>
+          <w:rFonts w:hint="eastAsia"/>
+          <w:lang w:val="en-US" w:eastAsia="zh-CN"/>
+        </w:rPr>
+        <w:t>流程文件获取：</w:t>
+      </w:r>
+    </w:p>
+    <w:p>
+      <w:pPr>
+        <w:rPr>
+          <w:rFonts w:hint="eastAsia"/>
+          <w:lang w:val="en-US" w:eastAsia="zh-CN"/>
+        </w:rPr>
+      </w:pPr>
+      <w:r>
+        <w:rPr>
+          <w:rFonts w:hint="eastAsia"/>
+          <w:lang w:val="en-US" w:eastAsia="zh-CN"/>
+        </w:rPr>
+        <w:t>需求说明需要获取这几个文件：正文、修改稿、处理签、附件。</w:t>
+      </w:r>
+    </w:p>
+    <w:p>
+      <w:pPr>
+        <w:numPr>
+          <w:ilvl w:val="0"/>
+          <w:numId w:val="1"/>
+        </w:numPr>
+        <w:ind w:left="420" w:leftChars="0" w:hanging="420" w:firstLineChars="0"/>
+        <w:rPr>
+          <w:rFonts w:hint="default"/>
+          <w:lang w:val="en-US" w:eastAsia="zh-CN"/>
+        </w:rPr>
+      </w:pPr>
+      <w:r>
+        <w:rPr>
+          <w:rFonts w:hint="eastAsia"/>
+          <w:lang w:val="en-US" w:eastAsia="zh-CN"/>
+        </w:rPr>
+        <w:t>正文：正文就是公文流程里的正文，一般公文流程都会有正文，从表单正文字段获取即可</w:t>
+      </w:r>
+    </w:p>
+    <w:p>
+      <w:pPr>
+        <w:numPr>
+          <w:ilvl w:val="0"/>
+          <w:numId w:val="1"/>
+        </w:numPr>
+        <w:ind w:left="420" w:leftChars="0" w:hanging="420" w:firstLineChars="0"/>
+        <w:rPr>
+          <w:rFonts w:hint="default"/>
+          <w:lang w:val="en-US" w:eastAsia="zh-CN"/>
+        </w:rPr>
+      </w:pPr>
+      <w:r>
+        <w:rPr>
+          <w:rFonts w:hint="eastAsia"/>
+          <w:lang w:val="en-US" w:eastAsia="zh-CN"/>
+        </w:rPr>
+        <w:t>修改稿就是定稿（正文）形成之前的文件，有多次修改和版本迭代，它会存放在表单字段中，从字段获取即可</w:t>
+      </w:r>
+    </w:p>
+    <w:p>
+      <w:pPr>
+        <w:numPr>
+          <w:ilvl w:val="0"/>
+          <w:numId w:val="1"/>
+        </w:numPr>
+        <w:ind w:left="420" w:leftChars="0" w:hanging="420" w:firstLineChars="0"/>
+        <w:rPr>
+          <w:rFonts w:hint="default"/>
+          <w:lang w:val="en-US" w:eastAsia="zh-CN"/>
+        </w:rPr>
+      </w:pPr>
+      <w:r>
+        <w:rPr>
+          <w:rFonts w:hint="eastAsia"/>
+          <w:lang w:val="en-US" w:eastAsia="zh-CN"/>
+        </w:rPr>
+        <w:t>处理签：就是流程表单页面，通常为 PDF 文件，通过标准功能生成即可</w:t>
+      </w:r>
+    </w:p>
+    <w:p>
+      <w:pPr>
+        <w:numPr>
+          <w:ilvl w:val="0"/>
+          <w:numId w:val="1"/>
+        </w:numPr>
+        <w:ind w:left="420" w:leftChars="0" w:hanging="420" w:firstLineChars="0"/>
+        <w:rPr>
+          <w:rFonts w:hint="default"/>
+          <w:lang w:val="en-US" w:eastAsia="zh-CN"/>
+        </w:rPr>
+      </w:pPr>
+      <w:r>
+        <w:rPr>
+          <w:rFonts w:hint="eastAsia"/>
+          <w:lang w:val="en-US" w:eastAsia="zh-CN"/>
+        </w:rPr>
+        <w:t>附件：流程表单里面的附件，通常需要转为PDF，从字段获取即可</w:t>
+      </w:r>
+    </w:p>
+    <w:p>
+      <w:pPr>
+        <w:widowControl w:val="0"/>
+        <w:numPr>
+          <w:numId w:val="0"/>
+        </w:numPr>
+        <w:snapToGrid w:val="0"/>
+        <w:jc w:val="both"/>
+        <w:rPr>
+          <w:rFonts w:hint="eastAsia"/>
+          <w:lang w:val="en-US" w:eastAsia="zh-CN"/>
+        </w:rPr>
+      </w:pPr>
+      <w:r>
+        <w:rPr>
+          <w:rFonts w:hint="eastAsia"/>
+          <w:lang w:val="en-US" w:eastAsia="zh-CN"/>
+        </w:rPr>
+        <w:t>以上文件都可以通过档案集成执行时传入的参数获取，详见：</w:t>
+      </w:r>
+      <w:r>
+        <w:rPr>
+          <w:rFonts w:hint="eastAsia"/>
+          <w:lang w:val="en-US" w:eastAsia="zh-CN"/>
+        </w:rPr>
+        <w:fldChar w:fldCharType="begin"/>
+      </w:r>
+      <w:r>
+        <w:rPr>
+          <w:rFonts w:hint="eastAsia"/>
+          <w:lang w:val="en-US" w:eastAsia="zh-CN"/>
+        </w:rPr>
+        <w:instrText xml:space="preserve"> HYPERLINK "https://share.note.youdao.com/s/65If1YHC" </w:instrText>
+      </w:r>
+      <w:r>
+        <w:rPr>
+          <w:rFonts w:hint="eastAsia"/>
+          <w:lang w:val="en-US" w:eastAsia="zh-CN"/>
+        </w:rPr>
+        <w:fldChar w:fldCharType="separate"/>
+      </w:r>
+      <w:r>
+        <w:rPr>
+          <w:rStyle w:val="8"/>
+          <w:rFonts w:hint="eastAsia"/>
+          <w:lang w:val="en-US" w:eastAsia="zh-CN"/>
+        </w:rPr>
+        <w:t>https://share.note.youdao.com/s/65If1YHC</w:t>
+      </w:r>
+      <w:r>
+        <w:rPr>
+          <w:rFonts w:hint="eastAsia"/>
+          <w:lang w:val="en-US" w:eastAsia="zh-CN"/>
+        </w:rPr>
+        <w:fldChar w:fldCharType="end"/>
+      </w:r>
+    </w:p>
+    <w:p>
+      <w:pPr>
+        <w:widowControl w:val="0"/>
+        <w:numPr>
+          <w:numId w:val="0"/>
+        </w:numPr>
+        <w:snapToGrid w:val="0"/>
+        <w:jc w:val="both"/>
+        <w:rPr>
+          <w:rFonts w:hint="default"/>
+          <w:lang w:val="en-US" w:eastAsia="zh-CN"/>
+        </w:rPr>
+      </w:pPr>
+    </w:p>
+    <w:p>
+      <w:pPr>
+        <w:widowControl w:val="0"/>
+        <w:numPr>
+          <w:numId w:val="0"/>
+        </w:numPr>
+        <w:snapToGrid w:val="0"/>
+        <w:jc w:val="both"/>
+        <w:rPr>
+          <w:rFonts w:hint="eastAsia"/>
+          <w:lang w:val="en-US" w:eastAsia="zh-CN"/>
+        </w:rPr>
+      </w:pPr>
+      <w:r>
+        <w:rPr>
+          <w:rFonts w:hint="eastAsia"/>
+          <w:lang w:val="en-US" w:eastAsia="zh-CN"/>
+        </w:rPr>
+        <w:t>对于流程需要从哪个字段获取文件，需要进行配置。</w:t>
+      </w:r>
+    </w:p>
+    <w:p>
+      <w:pPr>
+        <w:widowControl w:val="0"/>
+        <w:numPr>
+          <w:numId w:val="0"/>
+        </w:numPr>
+        <w:snapToGrid w:val="0"/>
+        <w:jc w:val="both"/>
+        <w:rPr>
+          <w:rFonts w:hint="eastAsia"/>
+          <w:lang w:val="en-US" w:eastAsia="zh-CN"/>
+        </w:rPr>
+      </w:pPr>
+      <w:r>
+        <w:rPr>
+          <w:rFonts w:hint="eastAsia"/>
+          <w:lang w:val="en-US" w:eastAsia="zh-CN"/>
+        </w:rPr>
+        <w:t>需求中说明文件需要为特定的格式（OFD 或 PDF），这种情况都要集成WPS，用WPS服务进行转换，标准功能是不支持的。</w:t>
+      </w:r>
+    </w:p>
+    <w:p>
+      <w:pPr>
+        <w:widowControl w:val="0"/>
+        <w:numPr>
+          <w:numId w:val="0"/>
+        </w:numPr>
+        <w:snapToGrid w:val="0"/>
+        <w:jc w:val="both"/>
+        <w:rPr>
+          <w:rFonts w:hint="eastAsia"/>
+          <w:lang w:val="en-US" w:eastAsia="zh-CN"/>
+        </w:rPr>
+      </w:pPr>
+    </w:p>
+    <w:p>
+      <w:pPr>
+        <w:pStyle w:val="4"/>
+        <w:bidi w:val="0"/>
+        <w:rPr>
+          <w:rFonts w:hint="eastAsia"/>
+          <w:lang w:val="en-US" w:eastAsia="zh-CN"/>
+        </w:rPr>
+      </w:pPr>
+      <w:r>
+        <w:rPr>
+          <w:rFonts w:hint="eastAsia"/>
+          <w:lang w:val="en-US" w:eastAsia="zh-CN"/>
+        </w:rPr>
+        <w:t>档案包生成</w:t>
+      </w:r>
+    </w:p>
+    <w:p>
+      <w:pPr>
+        <w:rPr>
+          <w:rFonts w:hint="eastAsia"/>
+          <w:lang w:val="en-US" w:eastAsia="zh-CN"/>
+        </w:rPr>
+      </w:pPr>
+      <w:r>
+        <w:rPr>
+          <w:rFonts w:hint="eastAsia"/>
+          <w:lang w:val="en-US" w:eastAsia="zh-CN"/>
+        </w:rPr>
+        <w:t>Xml 文件名称、文件路径也需要做配置化，有些档案厂商要求的名称和路径是不一样的。</w:t>
+      </w:r>
+    </w:p>
+    <w:p>
+      <w:pPr>
+        <w:rPr>
+          <w:rFonts w:hint="eastAsia"/>
+          <w:lang w:val="en-US" w:eastAsia="zh-CN"/>
+        </w:rPr>
+      </w:pPr>
+    </w:p>
+    <w:p>
+      <w:pPr>
+        <w:pStyle w:val="4"/>
+        <w:bidi w:val="0"/>
+        <w:rPr>
+          <w:rFonts w:hint="eastAsia"/>
+          <w:lang w:val="en-US" w:eastAsia="zh-CN"/>
+        </w:rPr>
+      </w:pPr>
+      <w:r>
+        <w:rPr>
+          <w:rFonts w:hint="eastAsia"/>
+          <w:lang w:val="en-US" w:eastAsia="zh-CN"/>
+        </w:rPr>
+        <w:t>档案包上传</w:t>
+      </w:r>
+    </w:p>
+    <w:p>
+      <w:pPr>
+        <w:rPr>
+          <w:rFonts w:hint="default"/>
+          <w:lang w:val="en-US" w:eastAsia="zh-CN"/>
+        </w:rPr>
+      </w:pPr>
+      <w:r>
+        <w:rPr>
+          <w:rFonts w:hint="eastAsia"/>
+          <w:lang w:val="en-US" w:eastAsia="zh-CN"/>
+        </w:rPr>
+        <w:t>档案包需要上传到FTP服务器，FTP服务器的信息需要做配置化。档案没有要求要调用档案系统的接口，就不做接口调用。</w:t>
+      </w:r>
+    </w:p>
+    <w:p>
+      <w:pPr>
+        <w:rPr>
+          <w:rFonts w:hint="eastAsia"/>
+          <w:lang w:val="en-US" w:eastAsia="zh-CN"/>
+        </w:rPr>
+      </w:pPr>
+    </w:p>
+    <w:p>
+      <w:pPr>
+        <w:pStyle w:val="3"/>
+        <w:bidi w:val="0"/>
+        <w:rPr>
+          <w:rFonts w:hint="eastAsia"/>
+          <w:lang w:val="en-US" w:eastAsia="zh-CN"/>
+        </w:rPr>
+      </w:pPr>
+      <w:r>
+        <w:rPr>
+          <w:rFonts w:hint="eastAsia"/>
+          <w:lang w:val="en-US" w:eastAsia="zh-CN"/>
+        </w:rPr>
+        <w:t>功能说明</w:t>
+      </w:r>
+    </w:p>
+    <w:p>
+      <w:pPr>
+        <w:rPr>
+          <w:rFonts w:hint="eastAsia"/>
+          <w:lang w:val="en-US" w:eastAsia="zh-CN"/>
+        </w:rPr>
+      </w:pPr>
+      <w:r>
+        <w:rPr>
+          <w:rFonts w:hint="eastAsia"/>
+          <w:lang w:val="en-US" w:eastAsia="zh-CN"/>
+        </w:rPr>
+        <w:t>本开发是用于在E10集成泰坦档案，做了配置化的设计，也可以适配其它档案厂商（由于不同厂商存在差异，不保证可以）。</w:t>
+      </w:r>
+    </w:p>
+    <w:p>
+      <w:pPr>
+        <w:rPr>
+          <w:rFonts w:hint="eastAsia"/>
+          <w:lang w:val="en-US" w:eastAsia="zh-CN"/>
+        </w:rPr>
+      </w:pPr>
+    </w:p>
+    <w:p>
+      <w:pPr>
+        <w:rPr>
+          <w:rFonts w:hint="eastAsia"/>
+          <w:lang w:val="en-US" w:eastAsia="zh-CN"/>
+        </w:rPr>
+      </w:pPr>
+      <w:r>
+        <w:rPr>
+          <w:rFonts w:hint="eastAsia"/>
+          <w:lang w:val="en-US" w:eastAsia="zh-CN"/>
+        </w:rPr>
+        <w:t>项目特点：</w:t>
+      </w:r>
+    </w:p>
+    <w:p>
+      <w:pPr>
+        <w:numPr>
+          <w:ilvl w:val="0"/>
+          <w:numId w:val="2"/>
+        </w:numPr>
+        <w:ind w:left="420" w:leftChars="0" w:hanging="420" w:firstLineChars="0"/>
+        <w:rPr>
+          <w:rFonts w:hint="default"/>
+          <w:lang w:val="en-US" w:eastAsia="zh-CN"/>
+        </w:rPr>
+      </w:pPr>
+      <w:r>
+        <w:rPr>
+          <w:rFonts w:hint="eastAsia"/>
+          <w:lang w:val="en-US" w:eastAsia="zh-CN"/>
+        </w:rPr>
+        <w:t>高度配置化设计：包含元数据与流程字段映射配置、打包配置、接口配置，通用性强，后期维护简单，无需修改代码，适配所有流程</w:t>
+      </w:r>
+    </w:p>
+    <w:p>
+      <w:pPr>
+        <w:numPr>
+          <w:ilvl w:val="0"/>
+          <w:numId w:val="2"/>
+        </w:numPr>
+        <w:ind w:left="420" w:leftChars="0" w:hanging="420" w:firstLineChars="0"/>
+        <w:rPr>
+          <w:rFonts w:hint="default"/>
+          <w:lang w:val="en-US" w:eastAsia="zh-CN"/>
+        </w:rPr>
+      </w:pPr>
+      <w:r>
+        <w:rPr>
+          <w:rFonts w:hint="eastAsia"/>
+          <w:lang w:val="en-US" w:eastAsia="zh-CN"/>
+        </w:rPr>
+        <w:t>可对每条流程进行配置：可对不同流程配置元数据的取值，表单文件获取，新增流程时无需再开发</w:t>
+      </w:r>
+    </w:p>
+    <w:p>
+      <w:pPr>
+        <w:numPr>
+          <w:ilvl w:val="0"/>
+          <w:numId w:val="2"/>
+        </w:numPr>
+        <w:ind w:left="420" w:leftChars="0" w:hanging="420" w:firstLineChars="0"/>
+        <w:rPr>
+          <w:rFonts w:hint="default"/>
+          <w:lang w:val="en-US" w:eastAsia="zh-CN"/>
+        </w:rPr>
+      </w:pPr>
+      <w:r>
+        <w:rPr>
+          <w:rFonts w:hint="eastAsia"/>
+          <w:lang w:val="en-US" w:eastAsia="zh-CN"/>
+        </w:rPr>
+        <w:t>与标准功能集成：采用档案集成中的 e</w:t>
+      </w:r>
+      <w:r>
+        <w:rPr>
+          <w:rFonts w:hint="default"/>
+          <w:lang w:val="en-US" w:eastAsia="zh-CN"/>
+        </w:rPr>
+        <w:t xml:space="preserve">-code </w:t>
+      </w:r>
+      <w:r>
+        <w:rPr>
+          <w:rFonts w:hint="eastAsia"/>
+          <w:lang w:val="en-US" w:eastAsia="zh-CN"/>
+        </w:rPr>
+        <w:t>自定义归档方案，档案推送由标准功能触发，档案推送功能由开发实现。</w:t>
+      </w:r>
+    </w:p>
+    <w:p>
+      <w:pPr>
+        <w:numPr>
+          <w:ilvl w:val="0"/>
+          <w:numId w:val="2"/>
+        </w:numPr>
+        <w:ind w:left="420" w:leftChars="0" w:hanging="420" w:firstLineChars="0"/>
+        <w:rPr>
+          <w:rFonts w:hint="default"/>
+          <w:lang w:val="en-US" w:eastAsia="zh-CN"/>
+        </w:rPr>
+      </w:pPr>
+      <w:r>
+        <w:rPr>
+          <w:rFonts w:hint="eastAsia"/>
+          <w:lang w:val="en-US" w:eastAsia="zh-CN"/>
+        </w:rPr>
+        <w:t>使用友好：档案配置可在档案集成标准功能页面配置和 e</w:t>
+      </w:r>
+      <w:r>
+        <w:rPr>
+          <w:rFonts w:hint="default"/>
+          <w:lang w:val="en-US" w:eastAsia="zh-CN"/>
+        </w:rPr>
+        <w:t xml:space="preserve">b </w:t>
+      </w:r>
+      <w:r>
+        <w:rPr>
+          <w:rFonts w:hint="eastAsia"/>
+          <w:lang w:val="en-US" w:eastAsia="zh-CN"/>
+        </w:rPr>
+        <w:t>应用中配置，提供详细的操作说明文档，界面设计友好</w:t>
+      </w:r>
+    </w:p>
+    <w:p>
+      <w:pPr>
+        <w:numPr>
+          <w:ilvl w:val="0"/>
+          <w:numId w:val="2"/>
         </w:numPr>
         <w:ind w:left="420" w:leftChars="0" w:hanging="420" w:firstLineChars="0"/>
         <w:rPr>
@@ -279,7 +3538,7 @@
                     </pic:cNvPicPr>
                   </pic:nvPicPr>
                   <pic:blipFill>
-                    <a:blip r:embed="rId4"/>
+                    <a:blip r:embed="rId6"/>
                     <a:stretch>
                       <a:fillRect/>
                     </a:stretch>
@@ -405,7 +3664,7 @@
                     </pic:cNvPicPr>
                   </pic:nvPicPr>
                   <pic:blipFill>
-                    <a:blip r:embed="rId5"/>
+                    <a:blip r:embed="rId7"/>
                     <a:stretch>
                       <a:fillRect/>
                     </a:stretch>
@@ -442,7 +3701,7 @@
       <w:pPr>
         <w:numPr>
           <w:ilvl w:val="0"/>
-          <w:numId w:val="2"/>
+          <w:numId w:val="3"/>
         </w:numPr>
         <w:ind w:left="420" w:leftChars="0" w:hanging="420" w:firstLineChars="0"/>
         <w:rPr>
@@ -487,7 +3746,7 @@
                     </pic:cNvPicPr>
                   </pic:nvPicPr>
                   <pic:blipFill>
-                    <a:blip r:embed="rId6"/>
+                    <a:blip r:embed="rId8"/>
                     <a:stretch>
                       <a:fillRect/>
                     </a:stretch>
@@ -517,7 +3776,7 @@
         <w:widowControl w:val="0"/>
         <w:numPr>
           <w:ilvl w:val="0"/>
-          <w:numId w:val="2"/>
+          <w:numId w:val="3"/>
         </w:numPr>
         <w:snapToGrid w:val="0"/>
         <w:ind w:left="420" w:leftChars="0" w:hanging="420" w:firstLineChars="0"/>
@@ -540,7 +3799,7 @@
         <w:widowControl w:val="0"/>
         <w:numPr>
           <w:ilvl w:val="1"/>
-          <w:numId w:val="2"/>
+          <w:numId w:val="3"/>
         </w:numPr>
         <w:snapToGrid w:val="0"/>
         <w:ind w:left="840" w:leftChars="0" w:hanging="420" w:firstLineChars="0"/>
@@ -563,7 +3822,7 @@
         <w:widowControl w:val="0"/>
         <w:numPr>
           <w:ilvl w:val="1"/>
-          <w:numId w:val="2"/>
+          <w:numId w:val="3"/>
         </w:numPr>
         <w:snapToGrid w:val="0"/>
         <w:ind w:left="840" w:leftChars="0" w:hanging="420" w:firstLineChars="0"/>
@@ -600,7 +3859,7 @@
         <w:widowControl w:val="0"/>
         <w:numPr>
           <w:ilvl w:val="1"/>
-          <w:numId w:val="2"/>
+          <w:numId w:val="3"/>
         </w:numPr>
         <w:snapToGrid w:val="0"/>
         <w:ind w:left="840" w:leftChars="0" w:hanging="420" w:firstLineChars="0"/>
@@ -677,7 +3936,7 @@
                     </pic:cNvPicPr>
                   </pic:nvPicPr>
                   <pic:blipFill>
-                    <a:blip r:embed="rId7"/>
+                    <a:blip r:embed="rId9"/>
                     <a:stretch>
                       <a:fillRect/>
                     </a:stretch>
@@ -718,7 +3977,7 @@
         <w:widowControl w:val="0"/>
         <w:numPr>
           <w:ilvl w:val="0"/>
-          <w:numId w:val="3"/>
+          <w:numId w:val="4"/>
         </w:numPr>
         <w:snapToGrid w:val="0"/>
         <w:ind w:left="420" w:leftChars="0" w:hanging="420" w:firstLineChars="0"/>
@@ -772,7 +4031,7 @@
                     </pic:cNvPicPr>
                   </pic:nvPicPr>
                   <pic:blipFill>
-                    <a:blip r:embed="rId8"/>
+                    <a:blip r:embed="rId10"/>
                     <a:stretch>
                       <a:fillRect/>
                     </a:stretch>
@@ -845,7 +4104,7 @@
                     </pic:cNvPicPr>
                   </pic:nvPicPr>
                   <pic:blipFill>
-                    <a:blip r:embed="rId9"/>
+                    <a:blip r:embed="rId11"/>
                     <a:stretch>
                       <a:fillRect/>
                     </a:stretch>
@@ -875,7 +4134,7 @@
       <w:pPr>
         <w:numPr>
           <w:ilvl w:val="0"/>
-          <w:numId w:val="3"/>
+          <w:numId w:val="4"/>
         </w:numPr>
         <w:ind w:left="420" w:leftChars="0" w:hanging="420" w:firstLineChars="0"/>
         <w:rPr>
@@ -895,7 +4154,7 @@
       <w:pPr>
         <w:numPr>
           <w:ilvl w:val="0"/>
-          <w:numId w:val="3"/>
+          <w:numId w:val="4"/>
         </w:numPr>
         <w:ind w:left="420" w:leftChars="0" w:hanging="420" w:firstLineChars="0"/>
         <w:rPr>
@@ -955,7 +4214,7 @@
                     </pic:cNvPicPr>
                   </pic:nvPicPr>
                   <pic:blipFill>
-                    <a:blip r:embed="rId10"/>
+                    <a:blip r:embed="rId12"/>
                     <a:stretch>
                       <a:fillRect/>
                     </a:stretch>
@@ -996,7 +4255,7 @@
         <w:widowControl w:val="0"/>
         <w:numPr>
           <w:ilvl w:val="0"/>
-          <w:numId w:val="3"/>
+          <w:numId w:val="4"/>
         </w:numPr>
         <w:snapToGrid w:val="0"/>
         <w:ind w:left="420" w:leftChars="0" w:hanging="420" w:firstLineChars="0"/>
@@ -1043,7 +4302,7 @@
                     </pic:cNvPicPr>
                   </pic:nvPicPr>
                   <pic:blipFill>
-                    <a:blip r:embed="rId11"/>
+                    <a:blip r:embed="rId13"/>
                     <a:stretch>
                       <a:fillRect/>
                     </a:stretch>
@@ -1159,7 +4418,7 @@
                     </pic:cNvPicPr>
                   </pic:nvPicPr>
                   <pic:blipFill>
-                    <a:blip r:embed="rId12"/>
+                    <a:blip r:embed="rId14"/>
                     <a:stretch>
                       <a:fillRect/>
                     </a:stretch>
@@ -1200,7 +4459,7 @@
         <w:widowControl w:val="0"/>
         <w:numPr>
           <w:ilvl w:val="0"/>
-          <w:numId w:val="3"/>
+          <w:numId w:val="4"/>
         </w:numPr>
         <w:snapToGrid w:val="0"/>
         <w:ind w:left="420" w:leftChars="0" w:hanging="420" w:firstLineChars="0"/>
@@ -1255,7 +4514,7 @@
                     </pic:cNvPicPr>
                   </pic:nvPicPr>
                   <pic:blipFill>
-                    <a:blip r:embed="rId13"/>
+                    <a:blip r:embed="rId15"/>
                     <a:stretch>
                       <a:fillRect/>
                     </a:stretch>
@@ -1367,7 +4626,7 @@
                     </pic:cNvPicPr>
                   </pic:nvPicPr>
                   <pic:blipFill>
-                    <a:blip r:embed="rId14"/>
+                    <a:blip r:embed="rId16"/>
                     <a:stretch>
                       <a:fillRect/>
                     </a:stretch>
@@ -1437,7 +4696,7 @@
                     </pic:cNvPicPr>
                   </pic:nvPicPr>
                   <pic:blipFill>
-                    <a:blip r:embed="rId15"/>
+                    <a:blip r:embed="rId17"/>
                     <a:stretch>
                       <a:fillRect/>
                     </a:stretch>
@@ -1686,7 +4945,7 @@
                     </pic:cNvPicPr>
                   </pic:nvPicPr>
                   <pic:blipFill>
-                    <a:blip r:embed="rId16"/>
+                    <a:blip r:embed="rId18"/>
                     <a:stretch>
                       <a:fillRect/>
                     </a:stretch>
@@ -1757,7 +5016,7 @@
         <w:pStyle w:val="5"/>
         <w:numPr>
           <w:ilvl w:val="0"/>
-          <w:numId w:val="4"/>
+          <w:numId w:val="5"/>
         </w:numPr>
         <w:bidi w:val="0"/>
         <w:rPr>
@@ -1776,6 +5035,7 @@
     <w:p>
       <w:pPr>
         <w:numPr>
+          <w:ilvl w:val="0"/>
           <w:numId w:val="0"/>
         </w:numPr>
         <w:rPr>
@@ -1878,7 +5138,7 @@
                     </pic:cNvPicPr>
                   </pic:nvPicPr>
                   <pic:blipFill>
-                    <a:blip r:embed="rId17"/>
+                    <a:blip r:embed="rId19"/>
                     <a:stretch>
                       <a:fillRect/>
                     </a:stretch>
@@ -1941,7 +5201,7 @@
           <w:rFonts w:hint="eastAsia"/>
           <w:lang w:val="en-US" w:eastAsia="zh-CN"/>
         </w:rPr>
-        <w:t>此方法适合有本地二开，想对源码进行修改满足扩展需求的。</w:t>
+        <w:t>此方法适合有本地二开，以及想对源码进行修改满足扩展需求的。</w:t>
       </w:r>
     </w:p>
     <w:p>
@@ -2285,7 +5545,7 @@
                     </pic:cNvPicPr>
                   </pic:nvPicPr>
                   <pic:blipFill>
-                    <a:blip r:embed="rId18"/>
+                    <a:blip r:embed="rId20"/>
                     <a:stretch>
                       <a:fillRect/>
                     </a:stretch>
@@ -2362,7 +5622,7 @@
                     </pic:cNvPicPr>
                   </pic:nvPicPr>
                   <pic:blipFill>
-                    <a:blip r:embed="rId19"/>
+                    <a:blip r:embed="rId21"/>
                     <a:stretch>
                       <a:fillRect/>
                     </a:stretch>
@@ -2416,7 +5676,7 @@
         <w:pStyle w:val="5"/>
         <w:numPr>
           <w:ilvl w:val="0"/>
-          <w:numId w:val="5"/>
+          <w:numId w:val="6"/>
         </w:numPr>
         <w:bidi w:val="0"/>
         <w:rPr>
@@ -2506,7 +5766,7 @@
                     </pic:cNvPicPr>
                   </pic:nvPicPr>
                   <pic:blipFill>
-                    <a:blip r:embed="rId20"/>
+                    <a:blip r:embed="rId22"/>
                     <a:stretch>
                       <a:fillRect/>
                     </a:stretch>
@@ -2596,7 +5856,7 @@
                     </pic:cNvPicPr>
                   </pic:nvPicPr>
                   <pic:blipFill>
-                    <a:blip r:embed="rId21"/>
+                    <a:blip r:embed="rId23"/>
                     <a:stretch>
                       <a:fillRect/>
                     </a:stretch>
@@ -2669,7 +5929,7 @@
                     </pic:cNvPicPr>
                   </pic:nvPicPr>
                   <pic:blipFill>
-                    <a:blip r:embed="rId22"/>
+                    <a:blip r:embed="rId24"/>
                     <a:stretch>
                       <a:fillRect/>
                     </a:stretch>
@@ -2730,7 +5990,7 @@
     <w:p>
       <w:pPr>
         <w:rPr>
-          <w:rFonts w:hint="default"/>
+          <w:rFonts w:hint="eastAsia"/>
           <w:lang w:val="en-US" w:eastAsia="zh-CN"/>
         </w:rPr>
       </w:pPr>
@@ -2740,6 +6000,46 @@
           <w:lang w:val="en-US" w:eastAsia="zh-CN"/>
         </w:rPr>
         <w:t>请查看操作文档</w:t>
+      </w:r>
+    </w:p>
+    <w:p>
+      <w:pPr>
+        <w:rPr>
+          <w:rFonts w:hint="eastAsia"/>
+          <w:lang w:val="en-US" w:eastAsia="zh-CN"/>
+        </w:rPr>
+      </w:pPr>
+    </w:p>
+    <w:p>
+      <w:pPr>
+        <w:pStyle w:val="2"/>
+        <w:bidi w:val="0"/>
+        <w:rPr>
+          <w:rFonts w:hint="eastAsia"/>
+          <w:lang w:val="en-US" w:eastAsia="zh-CN"/>
+        </w:rPr>
+      </w:pPr>
+      <w:r>
+        <w:rPr>
+          <w:rFonts w:hint="eastAsia"/>
+          <w:lang w:val="en-US" w:eastAsia="zh-CN"/>
+        </w:rPr>
+        <w:t>帮助</w:t>
+      </w:r>
+    </w:p>
+    <w:p>
+      <w:pPr>
+        <w:rPr>
+          <w:rFonts w:hint="default"/>
+          <w:lang w:val="en-US" w:eastAsia="zh-CN"/>
+        </w:rPr>
+      </w:pPr>
+      <w:r>
+        <w:rPr>
+          <w:rFonts w:hint="eastAsia"/>
+          <w:lang w:val="en-US" w:eastAsia="zh-CN"/>
+        </w:rPr>
+        <w:t>如有问题请联系我，泛微柳州-姚礼林</w:t>
       </w:r>
       <w:bookmarkStart w:id="0" w:name="_GoBack"/>
       <w:bookmarkEnd w:id="0"/>
@@ -2921,6 +6221,23 @@
     </w:lvl>
   </w:abstractNum>
   <w:abstractNum w:abstractNumId="3">
+    <w:nsid w:val="E722FF27"/>
+    <w:multiLevelType w:val="singleLevel"/>
+    <w:tmpl w:val="E722FF27"/>
+    <w:lvl w:ilvl="0" w:tentative="0">
+      <w:start w:val="1"/>
+      <w:numFmt w:val="bullet"/>
+      <w:lvlText w:val=""/>
+      <w:lvlJc w:val="left"/>
+      <w:pPr>
+        <w:ind w:left="420" w:hanging="420"/>
+      </w:pPr>
+      <w:rPr>
+        <w:rFonts w:hint="default" w:ascii="Wingdings" w:hAnsi="Wingdings"/>
+      </w:rPr>
+    </w:lvl>
+  </w:abstractNum>
+  <w:abstractNum w:abstractNumId="4">
     <w:nsid w:val="FFFEC07E"/>
     <w:multiLevelType w:val="singleLevel"/>
     <w:tmpl w:val="FFFEC07E"/>
@@ -2937,7 +6254,7 @@
       </w:rPr>
     </w:lvl>
   </w:abstractNum>
-  <w:abstractNum w:abstractNumId="4">
+  <w:abstractNum w:abstractNumId="5">
     <w:nsid w:val="6DFEDA6E"/>
     <w:multiLevelType w:val="multilevel"/>
     <w:tmpl w:val="6DFEDA6E"/>
@@ -3075,18 +6392,21 @@
     </w:lvl>
   </w:abstractNum>
   <w:num w:numId="1">
+    <w:abstractNumId w:val="3"/>
+  </w:num>
+  <w:num w:numId="2">
+    <w:abstractNumId w:val="5"/>
+  </w:num>
+  <w:num w:numId="3">
+    <w:abstractNumId w:val="2"/>
+  </w:num>
+  <w:num w:numId="4">
     <w:abstractNumId w:val="4"/>
   </w:num>
-  <w:num w:numId="2">
-    <w:abstractNumId w:val="2"/>
-  </w:num>
-  <w:num w:numId="3">
-    <w:abstractNumId w:val="3"/>
-  </w:num>
-  <w:num w:numId="4">
+  <w:num w:numId="5">
     <w:abstractNumId w:val="1"/>
   </w:num>
-  <w:num w:numId="5">
+  <w:num w:numId="6">
     <w:abstractNumId w:val="0"/>
   </w:num>
 </w:numbering>

--- a/泰坦档案开发说明.docx
+++ b/泰坦档案开发说明.docx
@@ -33,6 +33,102 @@
         </w:rPr>
         <w:t>作者：泛微柳州 姚礼林</w:t>
       </w:r>
+    </w:p>
+    <w:p>
+      <w:pPr>
+        <w:rPr>
+          <w:rFonts w:hint="eastAsia"/>
+          <w:lang w:val="en-US" w:eastAsia="zh-CN"/>
+        </w:rPr>
+      </w:pPr>
+    </w:p>
+    <w:p>
+      <w:pPr>
+        <w:keepNext w:val="0"/>
+        <w:keepLines w:val="0"/>
+        <w:widowControl/>
+        <w:suppressLineNumbers w:val="0"/>
+        <w:jc w:val="left"/>
+        <w:rPr>
+          <w:rFonts w:hint="eastAsia"/>
+          <w:lang w:val="en-US" w:eastAsia="zh-CN"/>
+        </w:rPr>
+      </w:pPr>
+      <w:r>
+        <w:rPr>
+          <w:rFonts w:hint="eastAsia"/>
+          <w:lang w:val="en-US" w:eastAsia="zh-CN"/>
+        </w:rPr>
+        <w:t>此为开源项目，可获取源码，地址：</w:t>
+      </w:r>
+    </w:p>
+    <w:p>
+      <w:pPr>
+        <w:keepNext w:val="0"/>
+        <w:keepLines w:val="0"/>
+        <w:widowControl/>
+        <w:suppressLineNumbers w:val="0"/>
+        <w:jc w:val="left"/>
+      </w:pPr>
+      <w:r>
+        <w:rPr>
+          <w:rFonts w:ascii="宋体" w:hAnsi="宋体" w:eastAsia="宋体" w:cs="宋体"/>
+          <w:kern w:val="0"/>
+          <w:sz w:val="24"/>
+          <w:szCs w:val="24"/>
+          <w:lang w:val="en-US" w:eastAsia="zh-CN" w:bidi="ar"/>
+        </w:rPr>
+        <w:fldChar w:fldCharType="begin"/>
+      </w:r>
+      <w:r>
+        <w:rPr>
+          <w:rFonts w:ascii="宋体" w:hAnsi="宋体" w:eastAsia="宋体" w:cs="宋体"/>
+          <w:kern w:val="0"/>
+          <w:sz w:val="24"/>
+          <w:szCs w:val="24"/>
+          <w:lang w:val="en-US" w:eastAsia="zh-CN" w:bidi="ar"/>
+        </w:rPr>
+        <w:instrText xml:space="preserve"> HYPERLINK "https://github.com/YaoLilin/weaver-e10-ecode-archive" </w:instrText>
+      </w:r>
+      <w:r>
+        <w:rPr>
+          <w:rFonts w:ascii="宋体" w:hAnsi="宋体" w:eastAsia="宋体" w:cs="宋体"/>
+          <w:kern w:val="0"/>
+          <w:sz w:val="24"/>
+          <w:szCs w:val="24"/>
+          <w:lang w:val="en-US" w:eastAsia="zh-CN" w:bidi="ar"/>
+        </w:rPr>
+        <w:fldChar w:fldCharType="separate"/>
+      </w:r>
+      <w:r>
+        <w:rPr>
+          <w:rStyle w:val="8"/>
+          <w:rFonts w:ascii="宋体" w:hAnsi="宋体" w:eastAsia="宋体" w:cs="宋体"/>
+          <w:sz w:val="24"/>
+          <w:szCs w:val="24"/>
+        </w:rPr>
+        <w:t>YaoLilin/weaver-e10-ecode-archive: 泛微 E10 系统档案集成功能，使用 E-code 自定义归档功能，可适配泰坦档案，也可以适配其它档案厂商（因各厂商存在差异，不保证可以用）</w:t>
+      </w:r>
+      <w:r>
+        <w:rPr>
+          <w:rFonts w:ascii="宋体" w:hAnsi="宋体" w:eastAsia="宋体" w:cs="宋体"/>
+          <w:kern w:val="0"/>
+          <w:sz w:val="24"/>
+          <w:szCs w:val="24"/>
+          <w:lang w:val="en-US" w:eastAsia="zh-CN" w:bidi="ar"/>
+        </w:rPr>
+        <w:fldChar w:fldCharType="end"/>
+      </w:r>
+      <w:bookmarkStart w:id="0" w:name="_GoBack"/>
+      <w:bookmarkEnd w:id="0"/>
+    </w:p>
+    <w:p>
+      <w:pPr>
+        <w:rPr>
+          <w:rFonts w:hint="default"/>
+          <w:lang w:val="en-US" w:eastAsia="zh-CN"/>
+        </w:rPr>
+      </w:pPr>
     </w:p>
     <w:p>
       <w:pPr>
@@ -6041,8 +6137,6 @@
         </w:rPr>
         <w:t>如有问题请联系我，泛微柳州-姚礼林</w:t>
       </w:r>
-      <w:bookmarkStart w:id="0" w:name="_GoBack"/>
-      <w:bookmarkEnd w:id="0"/>
     </w:p>
     <w:sectPr>
       <w:pgSz w:w="11906" w:h="16838"/>

--- a/泰坦档案开发说明.docx
+++ b/泰坦档案开发说明.docx
@@ -119,8 +119,6 @@
         </w:rPr>
         <w:fldChar w:fldCharType="end"/>
       </w:r>
-      <w:bookmarkStart w:id="0" w:name="_GoBack"/>
-      <w:bookmarkEnd w:id="0"/>
     </w:p>
     <w:p>
       <w:pPr>
@@ -2866,6 +2864,48 @@
         </w:rPr>
         <w:t>预估人天：15</w:t>
       </w:r>
+    </w:p>
+    <w:p>
+      <w:pPr>
+        <w:rPr>
+          <w:rFonts w:hint="eastAsia"/>
+          <w:lang w:val="en-US" w:eastAsia="zh-CN"/>
+        </w:rPr>
+      </w:pPr>
+    </w:p>
+    <w:p>
+      <w:pPr>
+        <w:pStyle w:val="4"/>
+        <w:bidi w:val="0"/>
+        <w:rPr>
+          <w:rFonts w:hint="eastAsia"/>
+          <w:lang w:val="en-US" w:eastAsia="zh-CN"/>
+        </w:rPr>
+      </w:pPr>
+      <w:r>
+        <w:rPr>
+          <w:rFonts w:hint="eastAsia"/>
+          <w:lang w:val="en-US" w:eastAsia="zh-CN"/>
+        </w:rPr>
+        <w:t>需求确认</w:t>
+      </w:r>
+    </w:p>
+    <w:p>
+      <w:pPr>
+        <w:rPr>
+          <w:rFonts w:hint="default"/>
+          <w:lang w:val="en-US" w:eastAsia="zh-CN"/>
+        </w:rPr>
+      </w:pPr>
+      <w:r>
+        <w:rPr>
+          <w:rFonts w:hint="eastAsia"/>
+          <w:lang w:val="en-US" w:eastAsia="zh-CN"/>
+        </w:rPr>
+        <w:t>需要获取流程数据（表单字段值和流程文件），生成元数据，并将元数据放入电子公文元数据文件中，按档案要求生成数据包（档案包），上传到FTP服务器。</w:t>
+      </w:r>
+      <w:bookmarkStart w:id="0" w:name="_GoBack"/>
+      <w:bookmarkEnd w:id="0"/>
     </w:p>
     <w:p>
       <w:pPr>
